--- a/PRP申請書類 自動転記ツール/99_data/テンプレート/SOP/16-7 【J】重大報告手順書.docx
+++ b/PRP申請書類 自動転記ツール/99_data/テンプレート/SOP/16-7 【J】重大報告手順書.docx
@@ -6,12 +6,10 @@
       <w:pPr>
         <w:jc w:val="center"/>
         <w:rPr>
-          <w:rFonts w:ascii="ＭＳ ゴシック" w:eastAsia="ＭＳ ゴシック" w:hAnsi="ＭＳ ゴシック" w:hint="eastAsia"/>
-          <w:lang w:eastAsia="ja-JP"/>
-        </w:rPr>
-      </w:pPr>
-      <w:bookmarkStart w:id="0" w:name="_GoBack"/>
-      <w:bookmarkEnd w:id="0"/>
+          <w:rFonts w:ascii="ＭＳ ゴシック" w:eastAsia="ＭＳ ゴシック" w:hAnsi="ＭＳ ゴシック"/>
+          <w:lang w:eastAsia="ja-JP"/>
+        </w:rPr>
+      </w:pPr>
     </w:p>
     <w:p>
       <w:pPr>
@@ -541,12 +539,6 @@
         <w:gridCol w:w="2520"/>
       </w:tblGrid>
       <w:tr>
-        <w:tblPrEx>
-          <w:tblCellMar>
-            <w:top w:w="0" w:type="dxa"/>
-            <w:bottom w:w="0" w:type="dxa"/>
-          </w:tblCellMar>
-        </w:tblPrEx>
         <w:trPr>
           <w:trHeight w:val="451"/>
         </w:trPr>
@@ -559,12 +551,12 @@
             <w:pPr>
               <w:jc w:val="center"/>
               <w:rPr>
-                <w:rFonts w:ascii="ＭＳ ゴシック" w:eastAsia="ＭＳ ゴシック" w:hAnsi="ＭＳ ゴシック" w:hint="eastAsia"/>
+                <w:rFonts w:ascii="ＭＳ ゴシック" w:eastAsia="ＭＳ ゴシック" w:hAnsi="ＭＳ ゴシック"/>
                 <w:color w:val="000000"/>
                 <w:lang w:eastAsia="zh-TW"/>
               </w:rPr>
             </w:pPr>
-            <w:bookmarkStart w:id="1" w:name="_Hlk154757077"/>
+            <w:bookmarkStart w:id="0" w:name="_Hlk154757077"/>
             <w:r>
               <w:rPr>
                 <w:rFonts w:ascii="ＭＳ ゴシック" w:eastAsia="ＭＳ ゴシック" w:hAnsi="ＭＳ ゴシック" w:hint="eastAsia"/>
@@ -578,7 +570,7 @@
             <w:pPr>
               <w:jc w:val="center"/>
               <w:rPr>
-                <w:rFonts w:ascii="ＭＳ ゴシック" w:eastAsia="ＭＳ ゴシック" w:hAnsi="ＭＳ ゴシック" w:hint="eastAsia"/>
+                <w:rFonts w:ascii="ＭＳ ゴシック" w:eastAsia="ＭＳ ゴシック" w:hAnsi="ＭＳ ゴシック"/>
                 <w:color w:val="000000"/>
                 <w:lang w:eastAsia="zh-TW"/>
               </w:rPr>
@@ -618,7 +610,7 @@
             <w:pPr>
               <w:jc w:val="center"/>
               <w:rPr>
-                <w:rFonts w:ascii="ＭＳ ゴシック" w:eastAsia="ＭＳ ゴシック" w:hAnsi="ＭＳ ゴシック" w:hint="eastAsia"/>
+                <w:rFonts w:ascii="ＭＳ ゴシック" w:eastAsia="ＭＳ ゴシック" w:hAnsi="ＭＳ ゴシック"/>
                 <w:color w:val="000000"/>
                 <w:lang w:eastAsia="ja-JP"/>
               </w:rPr>
@@ -636,7 +628,7 @@
             <w:pPr>
               <w:jc w:val="center"/>
               <w:rPr>
-                <w:rFonts w:ascii="ＭＳ ゴシック" w:eastAsia="ＭＳ ゴシック" w:hAnsi="ＭＳ ゴシック" w:hint="eastAsia"/>
+                <w:rFonts w:ascii="ＭＳ ゴシック" w:eastAsia="ＭＳ ゴシック" w:hAnsi="ＭＳ ゴシック"/>
                 <w:color w:val="000000"/>
                 <w:lang w:eastAsia="ja-JP"/>
               </w:rPr>
@@ -653,12 +645,6 @@
         </w:tc>
       </w:tr>
       <w:tr>
-        <w:tblPrEx>
-          <w:tblCellMar>
-            <w:top w:w="0" w:type="dxa"/>
-            <w:bottom w:w="0" w:type="dxa"/>
-          </w:tblCellMar>
-        </w:tblPrEx>
         <w:trPr>
           <w:trHeight w:val="258"/>
         </w:trPr>
@@ -672,7 +658,7 @@
             <w:pPr>
               <w:jc w:val="center"/>
               <w:rPr>
-                <w:rFonts w:ascii="ＭＳ ゴシック" w:eastAsia="ＭＳ ゴシック" w:hAnsi="ＭＳ ゴシック" w:hint="eastAsia"/>
+                <w:rFonts w:ascii="ＭＳ ゴシック" w:eastAsia="ＭＳ ゴシック" w:hAnsi="ＭＳ ゴシック"/>
                 <w:color w:val="FF0000"/>
                 <w:sz w:val="20"/>
                 <w:lang w:eastAsia="zh-TW"/>
@@ -692,44 +678,102 @@
         </w:tc>
       </w:tr>
       <w:tr>
-        <w:tblPrEx>
-          <w:tblCellMar>
-            <w:top w:w="0" w:type="dxa"/>
-            <w:bottom w:w="0" w:type="dxa"/>
-          </w:tblCellMar>
-        </w:tblPrEx>
         <w:trPr>
-          <w:trHeight w:val="1331"/>
+          <w:trHeight w:val="1415"/>
         </w:trPr>
         <w:tc>
           <w:tcPr>
-            <w:tcW w:w="5040" w:type="dxa"/>
-            <w:gridSpan w:val="2"/>
-            <w:tcBorders>
-              <w:bottom w:val="single" w:sz="4" w:space="0" w:color="auto"/>
-            </w:tcBorders>
-          </w:tcPr>
-          <w:p>
-            <w:pPr>
-              <w:jc w:val="center"/>
-              <w:rPr>
-                <w:rFonts w:ascii="ＭＳ ゴシック" w:eastAsia="ＭＳ ゴシック" w:hAnsi="ＭＳ ゴシック" w:hint="eastAsia"/>
-                <w:color w:val="FF0000"/>
-                <w:lang w:eastAsia="ja-JP"/>
-              </w:rPr>
-            </w:pPr>
+            <w:tcW w:w="2520" w:type="dxa"/>
+            <w:vAlign w:val="center"/>
+          </w:tcPr>
+          <w:p>
+            <w:pPr>
+              <w:jc w:val="center"/>
+              <w:rPr>
+                <w:rFonts w:ascii="ＭＳ ゴシック" w:eastAsia="ＭＳ ゴシック" w:hAnsi="ＭＳ ゴシック"/>
+                <w:color w:val="000000"/>
+                <w:lang w:eastAsia="zh-TW"/>
+              </w:rPr>
+            </w:pPr>
+            <w:r>
+              <w:rPr>
+                <w:rFonts w:ascii="ＭＳ ゴシック" w:eastAsia="ＭＳ ゴシック" w:hAnsi="ＭＳ ゴシック"/>
+                <w:color w:val="00B050"/>
+                <w:sz w:val="20"/>
+                <w:szCs w:val="20"/>
+                <w:lang w:eastAsia="ja-JP"/>
+              </w:rPr>
+              <w:t>{{</w:t>
+            </w:r>
             <w:r>
               <w:rPr>
                 <w:rFonts w:ascii="ＭＳ ゴシック" w:eastAsia="ＭＳ ゴシック" w:hAnsi="ＭＳ ゴシック" w:hint="eastAsia"/>
                 <w:color w:val="00B050"/>
-                <w:lang w:eastAsia="ja-JP"/>
-              </w:rPr>
-              <w:t>{{特定細胞加工物製造事業者の名称}}</w:t>
+                <w:sz w:val="20"/>
+                <w:szCs w:val="20"/>
+                <w:lang w:eastAsia="ja-JP"/>
+              </w:rPr>
+              <w:t>製造責任者（通常、院長や再生医療をご担当される責任者）</w:t>
             </w:r>
+            <w:r>
+              <w:rPr>
+                <w:rFonts w:ascii="ＭＳ ゴシック" w:eastAsia="ＭＳ ゴシック" w:hAnsi="ＭＳ ゴシック"/>
+                <w:color w:val="00B050"/>
+                <w:sz w:val="20"/>
+                <w:szCs w:val="20"/>
+                <w:lang w:eastAsia="ja-JP"/>
+              </w:rPr>
+              <w:t>}}</w:t>
+            </w:r>
+          </w:p>
+        </w:tc>
+        <w:tc>
+          <w:tcPr>
+            <w:tcW w:w="2520" w:type="dxa"/>
+            <w:vAlign w:val="center"/>
+          </w:tcPr>
+          <w:p>
+            <w:pPr>
+              <w:jc w:val="center"/>
+              <w:rPr>
+                <w:rFonts w:ascii="ＭＳ ゴシック" w:eastAsia="ＭＳ ゴシック" w:hAnsi="ＭＳ ゴシック"/>
+                <w:color w:val="000000"/>
+                <w:lang w:eastAsia="ja-JP"/>
+              </w:rPr>
+            </w:pPr>
+            <w:r>
+              <w:rPr>
+                <w:rFonts w:ascii="ＭＳ ゴシック" w:eastAsia="ＭＳ ゴシック" w:hAnsi="ＭＳ ゴシック"/>
+                <w:color w:val="00B050"/>
+                <w:sz w:val="20"/>
+                <w:szCs w:val="20"/>
+                <w:lang w:eastAsia="ja-JP"/>
+              </w:rPr>
+              <w:t>{{</w:t>
+            </w:r>
+            <w:r>
+              <w:rPr>
+                <w:rFonts w:ascii="ＭＳ ゴシック" w:eastAsia="ＭＳ ゴシック" w:hAnsi="ＭＳ ゴシック" w:hint="eastAsia"/>
+                <w:color w:val="00B050"/>
+                <w:sz w:val="20"/>
+                <w:szCs w:val="20"/>
+                <w:lang w:eastAsia="ja-JP"/>
+              </w:rPr>
+              <w:t>管理者（院長/病院長）</w:t>
+            </w:r>
+            <w:r>
+              <w:rPr>
+                <w:rFonts w:ascii="ＭＳ ゴシック" w:eastAsia="ＭＳ ゴシック" w:hAnsi="ＭＳ ゴシック"/>
+                <w:color w:val="00B050"/>
+                <w:sz w:val="20"/>
+                <w:szCs w:val="20"/>
+                <w:lang w:eastAsia="ja-JP"/>
+              </w:rPr>
+              <w:t>}}</w:t>
+            </w:r>
           </w:p>
         </w:tc>
       </w:tr>
-      <w:bookmarkEnd w:id="1"/>
     </w:tbl>
     <w:p>
       <w:pPr>
@@ -740,6 +784,9 @@
           <w:lang w:eastAsia="ja-JP"/>
         </w:rPr>
       </w:pPr>
+      <w:bookmarkStart w:id="1" w:name="_GoBack"/>
+      <w:bookmarkEnd w:id="0"/>
+      <w:bookmarkEnd w:id="1"/>
     </w:p>
     <w:p>
       <w:pPr>
@@ -763,7 +810,7 @@
       <w:pPr>
         <w:jc w:val="center"/>
         <w:rPr>
-          <w:rFonts w:ascii="ＭＳ ゴシック" w:eastAsia="ＭＳ ゴシック" w:hAnsi="ＭＳ ゴシック" w:hint="eastAsia"/>
+          <w:rFonts w:ascii="ＭＳ ゴシック" w:eastAsia="ＭＳ ゴシック" w:hAnsi="ＭＳ ゴシック"/>
           <w:b/>
           <w:bCs/>
           <w:color w:val="000000"/>
@@ -3867,10 +3914,10 @@
           <w:lang w:eastAsia="ja-JP"/>
         </w:rPr>
         <w:sectPr>
-          <w:footerReference w:type="default" r:id="rId13"/>
-          <w:headerReference w:type="default" r:id="rId19"/>
-          <w:headerReference w:type="first" r:id="rId20"/>
-          <w:footerReference w:type="first" r:id="rId21"/>
+          <w:headerReference w:type="default" r:id="rId13"/>
+          <w:footerReference w:type="default" r:id="rId14"/>
+          <w:headerReference w:type="first" r:id="rId15"/>
+          <w:footerReference w:type="first" r:id="rId16"/>
           <w:pgSz w:w="11906" w:h="16838"/>
           <w:pgMar w:top="1985" w:right="991" w:bottom="1701" w:left="1701" w:header="708" w:footer="708" w:gutter="0"/>
           <w:cols w:space="720"/>
@@ -3882,13 +3929,24 @@
         <w:widowControl w:val="0"/>
         <w:jc w:val="both"/>
         <w:rPr>
+          <w:rFonts w:ascii="ＭＳ ゴシック" w:eastAsia="ＭＳ ゴシック" w:hAnsi="ＭＳ ゴシック"/>
+          <w:b/>
+          <w:sz w:val="21"/>
+          <w:szCs w:val="21"/>
+          <w:lang w:eastAsia="ja-JP"/>
+        </w:rPr>
+      </w:pPr>
+      <w:r>
+        <w:rPr>
           <w:rFonts w:ascii="ＭＳ ゴシック" w:eastAsia="ＭＳ ゴシック" w:hAnsi="ＭＳ ゴシック" w:hint="eastAsia"/>
           <w:b/>
           <w:sz w:val="21"/>
           <w:szCs w:val="21"/>
           <w:lang w:eastAsia="ja-JP"/>
         </w:rPr>
-      </w:pPr>
+        <w:lastRenderedPageBreak/>
+        <w:t>1.</w:t>
+      </w:r>
       <w:r>
         <w:rPr>
           <w:rFonts w:ascii="ＭＳ ゴシック" w:eastAsia="ＭＳ ゴシック" w:hAnsi="ＭＳ ゴシック" w:hint="eastAsia"/>
@@ -3897,8 +3955,7 @@
           <w:szCs w:val="21"/>
           <w:lang w:eastAsia="ja-JP"/>
         </w:rPr>
-        <w:lastRenderedPageBreak/>
-        <w:t>1.</w:t>
+        <w:t xml:space="preserve"> </w:t>
       </w:r>
       <w:r>
         <w:rPr>
@@ -3908,7 +3965,7 @@
           <w:szCs w:val="21"/>
           <w:lang w:eastAsia="ja-JP"/>
         </w:rPr>
-        <w:t xml:space="preserve"> </w:t>
+        <w:t>目</w:t>
       </w:r>
       <w:r>
         <w:rPr>
@@ -3918,7 +3975,7 @@
           <w:szCs w:val="21"/>
           <w:lang w:eastAsia="ja-JP"/>
         </w:rPr>
-        <w:t>目</w:t>
+        <w:t xml:space="preserve">　</w:t>
       </w:r>
       <w:r>
         <w:rPr>
@@ -3928,7 +3985,7 @@
           <w:szCs w:val="21"/>
           <w:lang w:eastAsia="ja-JP"/>
         </w:rPr>
-        <w:t xml:space="preserve">　</w:t>
+        <w:t>的</w:t>
       </w:r>
       <w:r>
         <w:rPr>
@@ -3938,8 +3995,234 @@
           <w:szCs w:val="21"/>
           <w:lang w:eastAsia="ja-JP"/>
         </w:rPr>
-        <w:t>的</w:t>
-      </w:r>
+        <w:t xml:space="preserve">　：</w:t>
+      </w:r>
+    </w:p>
+    <w:p>
+      <w:pPr>
+        <w:ind w:leftChars="236" w:left="566" w:firstLineChars="72" w:firstLine="151"/>
+        <w:jc w:val="both"/>
+        <w:rPr>
+          <w:rFonts w:ascii="ＭＳ ゴシック" w:eastAsia="ＭＳ ゴシック" w:hAnsi="ＭＳ ゴシック"/>
+          <w:sz w:val="21"/>
+          <w:szCs w:val="21"/>
+          <w:lang w:eastAsia="ja-JP"/>
+        </w:rPr>
+      </w:pPr>
+      <w:r>
+        <w:rPr>
+          <w:rFonts w:ascii="ＭＳ ゴシック" w:eastAsia="ＭＳ ゴシック" w:hAnsi="ＭＳ ゴシック" w:hint="eastAsia"/>
+          <w:sz w:val="21"/>
+          <w:szCs w:val="21"/>
+          <w:lang w:eastAsia="ja-JP"/>
+        </w:rPr>
+        <w:t>本</w:t>
+      </w:r>
+      <w:r>
+        <w:rPr>
+          <w:rFonts w:ascii="ＭＳ ゴシック" w:eastAsia="ＭＳ ゴシック" w:hAnsi="ＭＳ ゴシック" w:hint="eastAsia"/>
+          <w:sz w:val="21"/>
+          <w:szCs w:val="21"/>
+          <w:lang w:eastAsia="ja-JP"/>
+        </w:rPr>
+        <w:t>細胞培養加工施設</w:t>
+      </w:r>
+      <w:r>
+        <w:rPr>
+          <w:rFonts w:ascii="ＭＳ ゴシック" w:eastAsia="ＭＳ ゴシック" w:hAnsi="ＭＳ ゴシック" w:hint="eastAsia"/>
+          <w:sz w:val="21"/>
+          <w:szCs w:val="21"/>
+          <w:lang w:eastAsia="ja-JP"/>
+        </w:rPr>
+        <w:t>内</w:t>
+      </w:r>
+      <w:r>
+        <w:rPr>
+          <w:rFonts w:ascii="ＭＳ ゴシック" w:eastAsia="ＭＳ ゴシック" w:hAnsi="ＭＳ ゴシック" w:hint="eastAsia"/>
+          <w:sz w:val="21"/>
+          <w:szCs w:val="21"/>
+          <w:lang w:eastAsia="ja-JP"/>
+        </w:rPr>
+        <w:t>に</w:t>
+      </w:r>
+      <w:r>
+        <w:rPr>
+          <w:rFonts w:ascii="ＭＳ ゴシック" w:eastAsia="ＭＳ ゴシック" w:hAnsi="ＭＳ ゴシック" w:hint="eastAsia"/>
+          <w:sz w:val="21"/>
+          <w:szCs w:val="21"/>
+          <w:lang w:eastAsia="ja-JP"/>
+        </w:rPr>
+        <w:t>おいて製造される</w:t>
+      </w:r>
+      <w:r>
+        <w:rPr>
+          <w:rFonts w:ascii="ＭＳ ゴシック" w:eastAsia="ＭＳ ゴシック" w:hAnsi="ＭＳ ゴシック" w:hint="eastAsia"/>
+          <w:sz w:val="21"/>
+          <w:szCs w:val="21"/>
+          <w:lang w:eastAsia="ja-JP"/>
+        </w:rPr>
+        <w:t>特定細胞加工物</w:t>
+      </w:r>
+      <w:r>
+        <w:rPr>
+          <w:rFonts w:ascii="ＭＳ ゴシック" w:eastAsia="ＭＳ ゴシック" w:hAnsi="ＭＳ ゴシック" w:hint="eastAsia"/>
+          <w:sz w:val="21"/>
+          <w:szCs w:val="21"/>
+          <w:lang w:eastAsia="ja-JP"/>
+        </w:rPr>
+        <w:t>において、</w:t>
+      </w:r>
+      <w:r>
+        <w:rPr>
+          <w:rFonts w:ascii="ＭＳ ゴシック" w:eastAsia="ＭＳ ゴシック" w:hAnsi="ＭＳ ゴシック" w:hint="eastAsia"/>
+          <w:sz w:val="21"/>
+          <w:szCs w:val="21"/>
+          <w:lang w:eastAsia="ja-JP"/>
+        </w:rPr>
+        <w:t>安全性の確保に重大な影響を及ぼすおそれがある</w:t>
+      </w:r>
+      <w:r>
+        <w:rPr>
+          <w:rFonts w:ascii="ＭＳ ゴシック" w:eastAsia="ＭＳ ゴシック" w:hAnsi="ＭＳ ゴシック" w:hint="eastAsia"/>
+          <w:sz w:val="21"/>
+          <w:szCs w:val="21"/>
+          <w:lang w:eastAsia="ja-JP"/>
+        </w:rPr>
+        <w:t>事態</w:t>
+      </w:r>
+      <w:r>
+        <w:rPr>
+          <w:rFonts w:ascii="ＭＳ ゴシック" w:eastAsia="ＭＳ ゴシック" w:hAnsi="ＭＳ ゴシック" w:hint="eastAsia"/>
+          <w:sz w:val="21"/>
+          <w:szCs w:val="21"/>
+          <w:lang w:eastAsia="ja-JP"/>
+        </w:rPr>
+        <w:t>が生じた</w:t>
+      </w:r>
+      <w:r>
+        <w:rPr>
+          <w:rFonts w:ascii="ＭＳ ゴシック" w:eastAsia="ＭＳ ゴシック" w:hAnsi="ＭＳ ゴシック" w:hint="eastAsia"/>
+          <w:sz w:val="21"/>
+          <w:szCs w:val="21"/>
+          <w:lang w:eastAsia="ja-JP"/>
+        </w:rPr>
+        <w:t>際</w:t>
+      </w:r>
+      <w:r>
+        <w:rPr>
+          <w:rFonts w:ascii="ＭＳ ゴシック" w:eastAsia="ＭＳ ゴシック" w:hAnsi="ＭＳ ゴシック" w:hint="eastAsia"/>
+          <w:sz w:val="21"/>
+          <w:szCs w:val="21"/>
+          <w:lang w:eastAsia="ja-JP"/>
+        </w:rPr>
+        <w:t>の</w:t>
+      </w:r>
+      <w:r>
+        <w:rPr>
+          <w:rFonts w:ascii="ＭＳ ゴシック" w:eastAsia="ＭＳ ゴシック" w:hAnsi="ＭＳ ゴシック" w:hint="eastAsia"/>
+          <w:sz w:val="21"/>
+          <w:szCs w:val="21"/>
+          <w:lang w:eastAsia="ja-JP"/>
+        </w:rPr>
+        <w:t>、</w:t>
+      </w:r>
+      <w:r>
+        <w:rPr>
+          <w:rFonts w:ascii="ＭＳ ゴシック" w:eastAsia="ＭＳ ゴシック" w:hAnsi="ＭＳ ゴシック" w:hint="eastAsia"/>
+          <w:sz w:val="21"/>
+          <w:szCs w:val="21"/>
+          <w:lang w:eastAsia="ja-JP"/>
+        </w:rPr>
+        <w:t>再生医療等</w:t>
+      </w:r>
+      <w:r>
+        <w:rPr>
+          <w:rFonts w:ascii="ＭＳ ゴシック" w:eastAsia="ＭＳ ゴシック" w:hAnsi="ＭＳ ゴシック" w:hint="eastAsia"/>
+          <w:sz w:val="21"/>
+          <w:szCs w:val="21"/>
+          <w:lang w:eastAsia="ja-JP"/>
+        </w:rPr>
+        <w:t>の</w:t>
+      </w:r>
+      <w:r>
+        <w:rPr>
+          <w:rFonts w:ascii="ＭＳ ゴシック" w:eastAsia="ＭＳ ゴシック" w:hAnsi="ＭＳ ゴシック" w:hint="eastAsia"/>
+          <w:sz w:val="21"/>
+          <w:szCs w:val="21"/>
+          <w:lang w:eastAsia="ja-JP"/>
+        </w:rPr>
+        <w:t>提供</w:t>
+      </w:r>
+      <w:r>
+        <w:rPr>
+          <w:rFonts w:ascii="ＭＳ ゴシック" w:eastAsia="ＭＳ ゴシック" w:hAnsi="ＭＳ ゴシック" w:hint="eastAsia"/>
+          <w:sz w:val="21"/>
+          <w:szCs w:val="21"/>
+          <w:lang w:eastAsia="ja-JP"/>
+        </w:rPr>
+        <w:t>を行う医療</w:t>
+      </w:r>
+      <w:r>
+        <w:rPr>
+          <w:rFonts w:ascii="ＭＳ ゴシック" w:eastAsia="ＭＳ ゴシック" w:hAnsi="ＭＳ ゴシック" w:hint="eastAsia"/>
+          <w:sz w:val="21"/>
+          <w:szCs w:val="21"/>
+          <w:lang w:eastAsia="ja-JP"/>
+        </w:rPr>
+        <w:t>機関及び厚生労働大臣への報告</w:t>
+      </w:r>
+      <w:r>
+        <w:rPr>
+          <w:rFonts w:ascii="ＭＳ ゴシック" w:eastAsia="ＭＳ ゴシック" w:hAnsi="ＭＳ ゴシック" w:hint="eastAsia"/>
+          <w:sz w:val="21"/>
+          <w:szCs w:val="21"/>
+          <w:lang w:eastAsia="ja-JP"/>
+        </w:rPr>
+        <w:t>等</w:t>
+      </w:r>
+      <w:r>
+        <w:rPr>
+          <w:rFonts w:ascii="ＭＳ ゴシック" w:eastAsia="ＭＳ ゴシック" w:hAnsi="ＭＳ ゴシック" w:hint="eastAsia"/>
+          <w:sz w:val="21"/>
+          <w:szCs w:val="21"/>
+          <w:lang w:eastAsia="ja-JP"/>
+        </w:rPr>
+        <w:t>の</w:t>
+      </w:r>
+      <w:r>
+        <w:rPr>
+          <w:rFonts w:ascii="ＭＳ ゴシック" w:eastAsia="ＭＳ ゴシック" w:hAnsi="ＭＳ ゴシック" w:hint="eastAsia"/>
+          <w:sz w:val="21"/>
+          <w:szCs w:val="21"/>
+          <w:lang w:eastAsia="ja-JP"/>
+        </w:rPr>
+        <w:t>手順を定める。</w:t>
+      </w:r>
+    </w:p>
+    <w:p>
+      <w:pPr>
+        <w:ind w:leftChars="200" w:left="480"/>
+        <w:jc w:val="both"/>
+        <w:rPr>
+          <w:rFonts w:ascii="ＭＳ ゴシック" w:eastAsia="ＭＳ ゴシック" w:hAnsi="ＭＳ ゴシック"/>
+          <w:sz w:val="21"/>
+          <w:szCs w:val="21"/>
+          <w:lang w:eastAsia="ja-JP"/>
+        </w:rPr>
+      </w:pPr>
+    </w:p>
+    <w:p>
+      <w:pPr>
+        <w:widowControl w:val="0"/>
+        <w:jc w:val="both"/>
+        <w:rPr>
+          <w:rFonts w:ascii="ＭＳ ゴシック" w:eastAsia="ＭＳ ゴシック" w:hAnsi="ＭＳ ゴシック"/>
+          <w:b/>
+          <w:sz w:val="21"/>
+          <w:szCs w:val="21"/>
+          <w:lang w:eastAsia="ja-JP"/>
+        </w:rPr>
+      </w:pPr>
       <w:r>
         <w:rPr>
           <w:rFonts w:ascii="ＭＳ ゴシック" w:eastAsia="ＭＳ ゴシック" w:hAnsi="ＭＳ ゴシック" w:hint="eastAsia"/>
@@ -3948,7 +4231,57 @@
           <w:szCs w:val="21"/>
           <w:lang w:eastAsia="ja-JP"/>
         </w:rPr>
-        <w:t xml:space="preserve">　：</w:t>
+        <w:t>2.</w:t>
+      </w:r>
+      <w:r>
+        <w:rPr>
+          <w:rFonts w:ascii="ＭＳ ゴシック" w:eastAsia="ＭＳ ゴシック" w:hAnsi="ＭＳ ゴシック" w:hint="eastAsia"/>
+          <w:b/>
+          <w:sz w:val="21"/>
+          <w:szCs w:val="21"/>
+          <w:lang w:eastAsia="ja-JP"/>
+        </w:rPr>
+        <w:t xml:space="preserve"> </w:t>
+      </w:r>
+      <w:r>
+        <w:rPr>
+          <w:rFonts w:ascii="ＭＳ ゴシック" w:eastAsia="ＭＳ ゴシック" w:hAnsi="ＭＳ ゴシック" w:hint="eastAsia"/>
+          <w:b/>
+          <w:sz w:val="21"/>
+          <w:szCs w:val="21"/>
+          <w:lang w:eastAsia="ja-JP"/>
+        </w:rPr>
+        <w:t>適</w:t>
+      </w:r>
+      <w:r>
+        <w:rPr>
+          <w:rFonts w:ascii="ＭＳ ゴシック" w:eastAsia="ＭＳ ゴシック" w:hAnsi="ＭＳ ゴシック" w:hint="eastAsia"/>
+          <w:b/>
+          <w:sz w:val="21"/>
+          <w:szCs w:val="21"/>
+          <w:lang w:eastAsia="ja-JP"/>
+        </w:rPr>
+        <w:t>用</w:t>
+      </w:r>
+      <w:r>
+        <w:rPr>
+          <w:rFonts w:ascii="ＭＳ ゴシック" w:eastAsia="ＭＳ ゴシック" w:hAnsi="ＭＳ ゴシック" w:hint="eastAsia"/>
+          <w:b/>
+          <w:sz w:val="21"/>
+          <w:szCs w:val="21"/>
+          <w:lang w:eastAsia="ja-JP"/>
+        </w:rPr>
+        <w:t>範囲</w:t>
+      </w:r>
+      <w:r>
+        <w:rPr>
+          <w:rFonts w:ascii="ＭＳ ゴシック" w:eastAsia="ＭＳ ゴシック" w:hAnsi="ＭＳ ゴシック" w:hint="eastAsia"/>
+          <w:b/>
+          <w:sz w:val="21"/>
+          <w:szCs w:val="21"/>
+          <w:lang w:eastAsia="ja-JP"/>
+        </w:rPr>
+        <w:t>：</w:t>
       </w:r>
     </w:p>
     <w:p>
@@ -3956,12 +4289,21 @@
         <w:ind w:leftChars="236" w:left="566" w:firstLineChars="72" w:firstLine="151"/>
         <w:jc w:val="both"/>
         <w:rPr>
+          <w:rFonts w:ascii="ＭＳ ゴシック" w:eastAsia="ＭＳ ゴシック" w:hAnsi="ＭＳ ゴシック"/>
+          <w:sz w:val="21"/>
+          <w:szCs w:val="21"/>
+          <w:lang w:eastAsia="ja-JP"/>
+        </w:rPr>
+      </w:pPr>
+      <w:r>
+        <w:rPr>
           <w:rFonts w:ascii="ＭＳ ゴシック" w:eastAsia="ＭＳ ゴシック" w:hAnsi="ＭＳ ゴシック" w:hint="eastAsia"/>
           <w:sz w:val="21"/>
           <w:szCs w:val="21"/>
           <w:lang w:eastAsia="ja-JP"/>
         </w:rPr>
-      </w:pPr>
+        <w:t>本</w:t>
+      </w:r>
       <w:r>
         <w:rPr>
           <w:rFonts w:ascii="ＭＳ ゴシック" w:eastAsia="ＭＳ ゴシック" w:hAnsi="ＭＳ ゴシック" w:hint="eastAsia"/>
@@ -3969,7 +4311,7 @@
           <w:szCs w:val="21"/>
           <w:lang w:eastAsia="ja-JP"/>
         </w:rPr>
-        <w:t>本</w:t>
+        <w:t>細胞培養加工施設</w:t>
       </w:r>
       <w:r>
         <w:rPr>
@@ -3978,7 +4320,7 @@
           <w:szCs w:val="21"/>
           <w:lang w:eastAsia="ja-JP"/>
         </w:rPr>
-        <w:t>細胞培養加工施設</w:t>
+        <w:t>内</w:t>
       </w:r>
       <w:r>
         <w:rPr>
@@ -3987,7 +4329,7 @@
           <w:szCs w:val="21"/>
           <w:lang w:eastAsia="ja-JP"/>
         </w:rPr>
-        <w:t>内</w:t>
+        <w:t>にお</w:t>
       </w:r>
       <w:r>
         <w:rPr>
@@ -3996,6 +4338,51 @@
           <w:szCs w:val="21"/>
           <w:lang w:eastAsia="ja-JP"/>
         </w:rPr>
+        <w:t>ける</w:t>
+      </w:r>
+      <w:r>
+        <w:rPr>
+          <w:rFonts w:ascii="ＭＳ ゴシック" w:eastAsia="ＭＳ ゴシック" w:hAnsi="ＭＳ ゴシック" w:hint="eastAsia"/>
+          <w:sz w:val="21"/>
+          <w:szCs w:val="21"/>
+          <w:lang w:eastAsia="ja-JP"/>
+        </w:rPr>
+        <w:t>特定細胞加工物</w:t>
+      </w:r>
+      <w:r>
+        <w:rPr>
+          <w:rFonts w:ascii="ＭＳ ゴシック" w:eastAsia="ＭＳ ゴシック" w:hAnsi="ＭＳ ゴシック" w:hint="eastAsia"/>
+          <w:sz w:val="21"/>
+          <w:szCs w:val="21"/>
+          <w:lang w:eastAsia="ja-JP"/>
+        </w:rPr>
+        <w:t>の製造及び品質管理</w:t>
+      </w:r>
+      <w:r>
+        <w:rPr>
+          <w:rFonts w:ascii="ＭＳ ゴシック" w:eastAsia="ＭＳ ゴシック" w:hAnsi="ＭＳ ゴシック" w:hint="eastAsia"/>
+          <w:sz w:val="21"/>
+          <w:szCs w:val="21"/>
+          <w:lang w:eastAsia="ja-JP"/>
+        </w:rPr>
+        <w:t>に関わる全ての</w:t>
+      </w:r>
+      <w:r>
+        <w:rPr>
+          <w:rFonts w:ascii="ＭＳ ゴシック" w:eastAsia="ＭＳ ゴシック" w:hAnsi="ＭＳ ゴシック" w:hint="eastAsia"/>
+          <w:sz w:val="21"/>
+          <w:szCs w:val="21"/>
+          <w:lang w:eastAsia="ja-JP"/>
+        </w:rPr>
+        <w:t>事項</w:t>
+      </w:r>
+      <w:r>
+        <w:rPr>
+          <w:rFonts w:ascii="ＭＳ ゴシック" w:eastAsia="ＭＳ ゴシック" w:hAnsi="ＭＳ ゴシック" w:hint="eastAsia"/>
+          <w:sz w:val="21"/>
+          <w:szCs w:val="21"/>
+          <w:lang w:eastAsia="ja-JP"/>
+        </w:rPr>
         <w:t>に</w:t>
       </w:r>
       <w:r>
@@ -4005,7 +4392,7 @@
           <w:szCs w:val="21"/>
           <w:lang w:eastAsia="ja-JP"/>
         </w:rPr>
-        <w:t>おいて製造される</w:t>
+        <w:t>適用</w:t>
       </w:r>
       <w:r>
         <w:rPr>
@@ -4014,142 +4401,7 @@
           <w:szCs w:val="21"/>
           <w:lang w:eastAsia="ja-JP"/>
         </w:rPr>
-        <w:t>特定細胞加工物</w:t>
-      </w:r>
-      <w:r>
-        <w:rPr>
-          <w:rFonts w:ascii="ＭＳ ゴシック" w:eastAsia="ＭＳ ゴシック" w:hAnsi="ＭＳ ゴシック" w:hint="eastAsia"/>
-          <w:sz w:val="21"/>
-          <w:szCs w:val="21"/>
-          <w:lang w:eastAsia="ja-JP"/>
-        </w:rPr>
-        <w:t>において、</w:t>
-      </w:r>
-      <w:r>
-        <w:rPr>
-          <w:rFonts w:ascii="ＭＳ ゴシック" w:eastAsia="ＭＳ ゴシック" w:hAnsi="ＭＳ ゴシック" w:hint="eastAsia"/>
-          <w:sz w:val="21"/>
-          <w:szCs w:val="21"/>
-          <w:lang w:eastAsia="ja-JP"/>
-        </w:rPr>
-        <w:t>安全性の確保に重大な影響を及ぼすおそれがある</w:t>
-      </w:r>
-      <w:r>
-        <w:rPr>
-          <w:rFonts w:ascii="ＭＳ ゴシック" w:eastAsia="ＭＳ ゴシック" w:hAnsi="ＭＳ ゴシック" w:hint="eastAsia"/>
-          <w:sz w:val="21"/>
-          <w:szCs w:val="21"/>
-          <w:lang w:eastAsia="ja-JP"/>
-        </w:rPr>
-        <w:t>事態</w:t>
-      </w:r>
-      <w:r>
-        <w:rPr>
-          <w:rFonts w:ascii="ＭＳ ゴシック" w:eastAsia="ＭＳ ゴシック" w:hAnsi="ＭＳ ゴシック" w:hint="eastAsia"/>
-          <w:sz w:val="21"/>
-          <w:szCs w:val="21"/>
-          <w:lang w:eastAsia="ja-JP"/>
-        </w:rPr>
-        <w:t>が生じた</w:t>
-      </w:r>
-      <w:r>
-        <w:rPr>
-          <w:rFonts w:ascii="ＭＳ ゴシック" w:eastAsia="ＭＳ ゴシック" w:hAnsi="ＭＳ ゴシック" w:hint="eastAsia"/>
-          <w:sz w:val="21"/>
-          <w:szCs w:val="21"/>
-          <w:lang w:eastAsia="ja-JP"/>
-        </w:rPr>
-        <w:t>際</w:t>
-      </w:r>
-      <w:r>
-        <w:rPr>
-          <w:rFonts w:ascii="ＭＳ ゴシック" w:eastAsia="ＭＳ ゴシック" w:hAnsi="ＭＳ ゴシック" w:hint="eastAsia"/>
-          <w:sz w:val="21"/>
-          <w:szCs w:val="21"/>
-          <w:lang w:eastAsia="ja-JP"/>
-        </w:rPr>
-        <w:t>の</w:t>
-      </w:r>
-      <w:r>
-        <w:rPr>
-          <w:rFonts w:ascii="ＭＳ ゴシック" w:eastAsia="ＭＳ ゴシック" w:hAnsi="ＭＳ ゴシック" w:hint="eastAsia"/>
-          <w:sz w:val="21"/>
-          <w:szCs w:val="21"/>
-          <w:lang w:eastAsia="ja-JP"/>
-        </w:rPr>
-        <w:t>、</w:t>
-      </w:r>
-      <w:r>
-        <w:rPr>
-          <w:rFonts w:ascii="ＭＳ ゴシック" w:eastAsia="ＭＳ ゴシック" w:hAnsi="ＭＳ ゴシック" w:hint="eastAsia"/>
-          <w:sz w:val="21"/>
-          <w:szCs w:val="21"/>
-          <w:lang w:eastAsia="ja-JP"/>
-        </w:rPr>
-        <w:t>再生医療等</w:t>
-      </w:r>
-      <w:r>
-        <w:rPr>
-          <w:rFonts w:ascii="ＭＳ ゴシック" w:eastAsia="ＭＳ ゴシック" w:hAnsi="ＭＳ ゴシック" w:hint="eastAsia"/>
-          <w:sz w:val="21"/>
-          <w:szCs w:val="21"/>
-          <w:lang w:eastAsia="ja-JP"/>
-        </w:rPr>
-        <w:t>の</w:t>
-      </w:r>
-      <w:r>
-        <w:rPr>
-          <w:rFonts w:ascii="ＭＳ ゴシック" w:eastAsia="ＭＳ ゴシック" w:hAnsi="ＭＳ ゴシック" w:hint="eastAsia"/>
-          <w:sz w:val="21"/>
-          <w:szCs w:val="21"/>
-          <w:lang w:eastAsia="ja-JP"/>
-        </w:rPr>
-        <w:t>提供</w:t>
-      </w:r>
-      <w:r>
-        <w:rPr>
-          <w:rFonts w:ascii="ＭＳ ゴシック" w:eastAsia="ＭＳ ゴシック" w:hAnsi="ＭＳ ゴシック" w:hint="eastAsia"/>
-          <w:sz w:val="21"/>
-          <w:szCs w:val="21"/>
-          <w:lang w:eastAsia="ja-JP"/>
-        </w:rPr>
-        <w:t>を行う医療</w:t>
-      </w:r>
-      <w:r>
-        <w:rPr>
-          <w:rFonts w:ascii="ＭＳ ゴシック" w:eastAsia="ＭＳ ゴシック" w:hAnsi="ＭＳ ゴシック" w:hint="eastAsia"/>
-          <w:sz w:val="21"/>
-          <w:szCs w:val="21"/>
-          <w:lang w:eastAsia="ja-JP"/>
-        </w:rPr>
-        <w:t>機関及び厚生労働大臣への報告</w:t>
-      </w:r>
-      <w:r>
-        <w:rPr>
-          <w:rFonts w:ascii="ＭＳ ゴシック" w:eastAsia="ＭＳ ゴシック" w:hAnsi="ＭＳ ゴシック" w:hint="eastAsia"/>
-          <w:sz w:val="21"/>
-          <w:szCs w:val="21"/>
-          <w:lang w:eastAsia="ja-JP"/>
-        </w:rPr>
-        <w:t>等</w:t>
-      </w:r>
-      <w:r>
-        <w:rPr>
-          <w:rFonts w:ascii="ＭＳ ゴシック" w:eastAsia="ＭＳ ゴシック" w:hAnsi="ＭＳ ゴシック" w:hint="eastAsia"/>
-          <w:sz w:val="21"/>
-          <w:szCs w:val="21"/>
-          <w:lang w:eastAsia="ja-JP"/>
-        </w:rPr>
-        <w:t>の</w:t>
-      </w:r>
-      <w:r>
-        <w:rPr>
-          <w:rFonts w:ascii="ＭＳ ゴシック" w:eastAsia="ＭＳ ゴシック" w:hAnsi="ＭＳ ゴシック" w:hint="eastAsia"/>
-          <w:sz w:val="21"/>
-          <w:szCs w:val="21"/>
-          <w:lang w:eastAsia="ja-JP"/>
-        </w:rPr>
-        <w:t>手順を定める。</w:t>
+        <w:t>する。</w:t>
       </w:r>
     </w:p>
     <w:p>
@@ -4157,7 +4409,7 @@
         <w:ind w:leftChars="200" w:left="480"/>
         <w:jc w:val="both"/>
         <w:rPr>
-          <w:rFonts w:ascii="ＭＳ ゴシック" w:eastAsia="ＭＳ ゴシック" w:hAnsi="ＭＳ ゴシック" w:hint="eastAsia"/>
+          <w:rFonts w:ascii="ＭＳ ゴシック" w:eastAsia="ＭＳ ゴシック" w:hAnsi="ＭＳ ゴシック"/>
           <w:sz w:val="21"/>
           <w:szCs w:val="21"/>
           <w:lang w:eastAsia="ja-JP"/>
@@ -4169,13 +4421,23 @@
         <w:widowControl w:val="0"/>
         <w:jc w:val="both"/>
         <w:rPr>
+          <w:rFonts w:ascii="ＭＳ ゴシック" w:eastAsia="ＭＳ ゴシック" w:hAnsi="ＭＳ ゴシック"/>
+          <w:b/>
+          <w:sz w:val="21"/>
+          <w:szCs w:val="21"/>
+          <w:lang w:eastAsia="ja-JP"/>
+        </w:rPr>
+      </w:pPr>
+      <w:r>
+        <w:rPr>
           <w:rFonts w:ascii="ＭＳ ゴシック" w:eastAsia="ＭＳ ゴシック" w:hAnsi="ＭＳ ゴシック" w:hint="eastAsia"/>
           <w:b/>
           <w:sz w:val="21"/>
           <w:szCs w:val="21"/>
           <w:lang w:eastAsia="ja-JP"/>
         </w:rPr>
-      </w:pPr>
+        <w:t>3.</w:t>
+      </w:r>
       <w:r>
         <w:rPr>
           <w:rFonts w:ascii="ＭＳ ゴシック" w:eastAsia="ＭＳ ゴシック" w:hAnsi="ＭＳ ゴシック" w:hint="eastAsia"/>
@@ -4184,7 +4446,7 @@
           <w:szCs w:val="21"/>
           <w:lang w:eastAsia="ja-JP"/>
         </w:rPr>
-        <w:t>2.</w:t>
+        <w:t xml:space="preserve"> </w:t>
       </w:r>
       <w:r>
         <w:rPr>
@@ -4194,7 +4456,7 @@
           <w:szCs w:val="21"/>
           <w:lang w:eastAsia="ja-JP"/>
         </w:rPr>
-        <w:t xml:space="preserve"> </w:t>
+        <w:t>責任体制</w:t>
       </w:r>
       <w:r>
         <w:rPr>
@@ -4204,50 +4466,29 @@
           <w:szCs w:val="21"/>
           <w:lang w:eastAsia="ja-JP"/>
         </w:rPr>
-        <w:t>適</w:t>
-      </w:r>
-      <w:r>
-        <w:rPr>
-          <w:rFonts w:ascii="ＭＳ ゴシック" w:eastAsia="ＭＳ ゴシック" w:hAnsi="ＭＳ ゴシック" w:hint="eastAsia"/>
-          <w:b/>
-          <w:sz w:val="21"/>
-          <w:szCs w:val="21"/>
-          <w:lang w:eastAsia="ja-JP"/>
-        </w:rPr>
-        <w:t>用</w:t>
-      </w:r>
-      <w:r>
-        <w:rPr>
-          <w:rFonts w:ascii="ＭＳ ゴシック" w:eastAsia="ＭＳ ゴシック" w:hAnsi="ＭＳ ゴシック" w:hint="eastAsia"/>
-          <w:b/>
-          <w:sz w:val="21"/>
-          <w:szCs w:val="21"/>
-          <w:lang w:eastAsia="ja-JP"/>
-        </w:rPr>
-        <w:t>範囲</w:t>
-      </w:r>
-      <w:r>
-        <w:rPr>
-          <w:rFonts w:ascii="ＭＳ ゴシック" w:eastAsia="ＭＳ ゴシック" w:hAnsi="ＭＳ ゴシック" w:hint="eastAsia"/>
-          <w:b/>
-          <w:sz w:val="21"/>
-          <w:szCs w:val="21"/>
-          <w:lang w:eastAsia="ja-JP"/>
-        </w:rPr>
         <w:t>：</w:t>
       </w:r>
     </w:p>
     <w:p>
       <w:pPr>
-        <w:ind w:leftChars="236" w:left="566" w:firstLineChars="72" w:firstLine="151"/>
+        <w:ind w:leftChars="300" w:left="720"/>
         <w:jc w:val="both"/>
         <w:rPr>
+          <w:rFonts w:ascii="ＭＳ ゴシック" w:eastAsia="ＭＳ ゴシック" w:hAnsi="ＭＳ ゴシック"/>
+          <w:sz w:val="21"/>
+          <w:szCs w:val="21"/>
+          <w:lang w:eastAsia="ja-JP"/>
+        </w:rPr>
+      </w:pPr>
+      <w:r>
+        <w:rPr>
           <w:rFonts w:ascii="ＭＳ ゴシック" w:eastAsia="ＭＳ ゴシック" w:hAnsi="ＭＳ ゴシック" w:hint="eastAsia"/>
           <w:sz w:val="21"/>
           <w:szCs w:val="21"/>
           <w:lang w:eastAsia="ja-JP"/>
         </w:rPr>
-      </w:pPr>
+        <w:t>省令第107条に基づく重大事態報告は</w:t>
+      </w:r>
       <w:r>
         <w:rPr>
           <w:rFonts w:ascii="ＭＳ ゴシック" w:eastAsia="ＭＳ ゴシック" w:hAnsi="ＭＳ ゴシック" w:hint="eastAsia"/>
@@ -4255,7 +4496,7 @@
           <w:szCs w:val="21"/>
           <w:lang w:eastAsia="ja-JP"/>
         </w:rPr>
-        <w:t>本</w:t>
+        <w:t>特定細胞加工物製造事業者として</w:t>
       </w:r>
       <w:r>
         <w:rPr>
@@ -4264,97 +4505,7 @@
           <w:szCs w:val="21"/>
           <w:lang w:eastAsia="ja-JP"/>
         </w:rPr>
-        <w:t>細胞培養加工施設</w:t>
-      </w:r>
-      <w:r>
-        <w:rPr>
-          <w:rFonts w:ascii="ＭＳ ゴシック" w:eastAsia="ＭＳ ゴシック" w:hAnsi="ＭＳ ゴシック" w:hint="eastAsia"/>
-          <w:sz w:val="21"/>
-          <w:szCs w:val="21"/>
-          <w:lang w:eastAsia="ja-JP"/>
-        </w:rPr>
-        <w:t>内</w:t>
-      </w:r>
-      <w:r>
-        <w:rPr>
-          <w:rFonts w:ascii="ＭＳ ゴシック" w:eastAsia="ＭＳ ゴシック" w:hAnsi="ＭＳ ゴシック" w:hint="eastAsia"/>
-          <w:sz w:val="21"/>
-          <w:szCs w:val="21"/>
-          <w:lang w:eastAsia="ja-JP"/>
-        </w:rPr>
-        <w:t>にお</w:t>
-      </w:r>
-      <w:r>
-        <w:rPr>
-          <w:rFonts w:ascii="ＭＳ ゴシック" w:eastAsia="ＭＳ ゴシック" w:hAnsi="ＭＳ ゴシック" w:hint="eastAsia"/>
-          <w:sz w:val="21"/>
-          <w:szCs w:val="21"/>
-          <w:lang w:eastAsia="ja-JP"/>
-        </w:rPr>
-        <w:t>ける</w:t>
-      </w:r>
-      <w:r>
-        <w:rPr>
-          <w:rFonts w:ascii="ＭＳ ゴシック" w:eastAsia="ＭＳ ゴシック" w:hAnsi="ＭＳ ゴシック" w:hint="eastAsia"/>
-          <w:sz w:val="21"/>
-          <w:szCs w:val="21"/>
-          <w:lang w:eastAsia="ja-JP"/>
-        </w:rPr>
-        <w:t>特定細胞加工物</w:t>
-      </w:r>
-      <w:r>
-        <w:rPr>
-          <w:rFonts w:ascii="ＭＳ ゴシック" w:eastAsia="ＭＳ ゴシック" w:hAnsi="ＭＳ ゴシック" w:hint="eastAsia"/>
-          <w:sz w:val="21"/>
-          <w:szCs w:val="21"/>
-          <w:lang w:eastAsia="ja-JP"/>
-        </w:rPr>
-        <w:t>の製造及び品質管理</w:t>
-      </w:r>
-      <w:r>
-        <w:rPr>
-          <w:rFonts w:ascii="ＭＳ ゴシック" w:eastAsia="ＭＳ ゴシック" w:hAnsi="ＭＳ ゴシック" w:hint="eastAsia"/>
-          <w:sz w:val="21"/>
-          <w:szCs w:val="21"/>
-          <w:lang w:eastAsia="ja-JP"/>
-        </w:rPr>
-        <w:t>に関わる全ての</w:t>
-      </w:r>
-      <w:r>
-        <w:rPr>
-          <w:rFonts w:ascii="ＭＳ ゴシック" w:eastAsia="ＭＳ ゴシック" w:hAnsi="ＭＳ ゴシック" w:hint="eastAsia"/>
-          <w:sz w:val="21"/>
-          <w:szCs w:val="21"/>
-          <w:lang w:eastAsia="ja-JP"/>
-        </w:rPr>
-        <w:t>事項</w:t>
-      </w:r>
-      <w:r>
-        <w:rPr>
-          <w:rFonts w:ascii="ＭＳ ゴシック" w:eastAsia="ＭＳ ゴシック" w:hAnsi="ＭＳ ゴシック" w:hint="eastAsia"/>
-          <w:sz w:val="21"/>
-          <w:szCs w:val="21"/>
-          <w:lang w:eastAsia="ja-JP"/>
-        </w:rPr>
-        <w:t>に</w:t>
-      </w:r>
-      <w:r>
-        <w:rPr>
-          <w:rFonts w:ascii="ＭＳ ゴシック" w:eastAsia="ＭＳ ゴシック" w:hAnsi="ＭＳ ゴシック" w:hint="eastAsia"/>
-          <w:sz w:val="21"/>
-          <w:szCs w:val="21"/>
-          <w:lang w:eastAsia="ja-JP"/>
-        </w:rPr>
-        <w:t>適用</w:t>
-      </w:r>
-      <w:r>
-        <w:rPr>
-          <w:rFonts w:ascii="ＭＳ ゴシック" w:eastAsia="ＭＳ ゴシック" w:hAnsi="ＭＳ ゴシック" w:hint="eastAsia"/>
-          <w:sz w:val="21"/>
-          <w:szCs w:val="21"/>
-          <w:lang w:eastAsia="ja-JP"/>
-        </w:rPr>
-        <w:t>する。</w:t>
+        <w:t>行う。</w:t>
       </w:r>
     </w:p>
     <w:p>
@@ -4362,7 +4513,7 @@
         <w:ind w:leftChars="200" w:left="480"/>
         <w:jc w:val="both"/>
         <w:rPr>
-          <w:rFonts w:ascii="ＭＳ ゴシック" w:eastAsia="ＭＳ ゴシック" w:hAnsi="ＭＳ ゴシック" w:hint="eastAsia"/>
+          <w:rFonts w:ascii="ＭＳ ゴシック" w:eastAsia="ＭＳ ゴシック" w:hAnsi="ＭＳ ゴシック"/>
           <w:sz w:val="21"/>
           <w:szCs w:val="21"/>
           <w:lang w:eastAsia="ja-JP"/>
@@ -4374,111 +4525,7 @@
         <w:widowControl w:val="0"/>
         <w:jc w:val="both"/>
         <w:rPr>
-          <w:rFonts w:ascii="ＭＳ ゴシック" w:eastAsia="ＭＳ ゴシック" w:hAnsi="ＭＳ ゴシック" w:hint="eastAsia"/>
-          <w:b/>
-          <w:sz w:val="21"/>
-          <w:szCs w:val="21"/>
-          <w:lang w:eastAsia="ja-JP"/>
-        </w:rPr>
-      </w:pPr>
-      <w:r>
-        <w:rPr>
-          <w:rFonts w:ascii="ＭＳ ゴシック" w:eastAsia="ＭＳ ゴシック" w:hAnsi="ＭＳ ゴシック" w:hint="eastAsia"/>
-          <w:b/>
-          <w:sz w:val="21"/>
-          <w:szCs w:val="21"/>
-          <w:lang w:eastAsia="ja-JP"/>
-        </w:rPr>
-        <w:t>3.</w:t>
-      </w:r>
-      <w:r>
-        <w:rPr>
-          <w:rFonts w:ascii="ＭＳ ゴシック" w:eastAsia="ＭＳ ゴシック" w:hAnsi="ＭＳ ゴシック" w:hint="eastAsia"/>
-          <w:b/>
-          <w:sz w:val="21"/>
-          <w:szCs w:val="21"/>
-          <w:lang w:eastAsia="ja-JP"/>
-        </w:rPr>
-        <w:t xml:space="preserve"> </w:t>
-      </w:r>
-      <w:r>
-        <w:rPr>
-          <w:rFonts w:ascii="ＭＳ ゴシック" w:eastAsia="ＭＳ ゴシック" w:hAnsi="ＭＳ ゴシック" w:hint="eastAsia"/>
-          <w:b/>
-          <w:sz w:val="21"/>
-          <w:szCs w:val="21"/>
-          <w:lang w:eastAsia="ja-JP"/>
-        </w:rPr>
-        <w:t>責任体制</w:t>
-      </w:r>
-      <w:r>
-        <w:rPr>
-          <w:rFonts w:ascii="ＭＳ ゴシック" w:eastAsia="ＭＳ ゴシック" w:hAnsi="ＭＳ ゴシック" w:hint="eastAsia"/>
-          <w:b/>
-          <w:sz w:val="21"/>
-          <w:szCs w:val="21"/>
-          <w:lang w:eastAsia="ja-JP"/>
-        </w:rPr>
-        <w:t>：</w:t>
-      </w:r>
-    </w:p>
-    <w:p>
-      <w:pPr>
-        <w:ind w:leftChars="300" w:left="720"/>
-        <w:jc w:val="both"/>
-        <w:rPr>
-          <w:rFonts w:ascii="ＭＳ ゴシック" w:eastAsia="ＭＳ ゴシック" w:hAnsi="ＭＳ ゴシック" w:hint="eastAsia"/>
-          <w:sz w:val="21"/>
-          <w:szCs w:val="21"/>
-          <w:lang w:eastAsia="ja-JP"/>
-        </w:rPr>
-      </w:pPr>
-      <w:r>
-        <w:rPr>
-          <w:rFonts w:ascii="ＭＳ ゴシック" w:eastAsia="ＭＳ ゴシック" w:hAnsi="ＭＳ ゴシック" w:hint="eastAsia"/>
-          <w:sz w:val="21"/>
-          <w:szCs w:val="21"/>
-          <w:lang w:eastAsia="ja-JP"/>
-        </w:rPr>
-        <w:t>省令第107条に基づく重大事態報告は</w:t>
-      </w:r>
-      <w:r>
-        <w:rPr>
-          <w:rFonts w:ascii="ＭＳ ゴシック" w:eastAsia="ＭＳ ゴシック" w:hAnsi="ＭＳ ゴシック" w:hint="eastAsia"/>
-          <w:sz w:val="21"/>
-          <w:szCs w:val="21"/>
-          <w:lang w:eastAsia="ja-JP"/>
-        </w:rPr>
-        <w:t>特定細胞加工物製造事業者として</w:t>
-      </w:r>
-      <w:r>
-        <w:rPr>
-          <w:rFonts w:ascii="ＭＳ ゴシック" w:eastAsia="ＭＳ ゴシック" w:hAnsi="ＭＳ ゴシック" w:hint="eastAsia"/>
-          <w:sz w:val="21"/>
-          <w:szCs w:val="21"/>
-          <w:lang w:eastAsia="ja-JP"/>
-        </w:rPr>
-        <w:t>行う。</w:t>
-      </w:r>
-    </w:p>
-    <w:p>
-      <w:pPr>
-        <w:ind w:leftChars="200" w:left="480"/>
-        <w:jc w:val="both"/>
-        <w:rPr>
-          <w:rFonts w:ascii="ＭＳ ゴシック" w:eastAsia="ＭＳ ゴシック" w:hAnsi="ＭＳ ゴシック" w:hint="eastAsia"/>
-          <w:sz w:val="21"/>
-          <w:szCs w:val="21"/>
-          <w:lang w:eastAsia="ja-JP"/>
-        </w:rPr>
-      </w:pPr>
-    </w:p>
-    <w:p>
-      <w:pPr>
-        <w:widowControl w:val="0"/>
-        <w:jc w:val="both"/>
-        <w:rPr>
-          <w:rFonts w:ascii="ＭＳ ゴシック" w:eastAsia="ＭＳ ゴシック" w:hAnsi="ＭＳ ゴシック" w:hint="eastAsia"/>
+          <w:rFonts w:ascii="ＭＳ ゴシック" w:eastAsia="ＭＳ ゴシック" w:hAnsi="ＭＳ ゴシック"/>
           <w:b/>
           <w:sz w:val="21"/>
           <w:szCs w:val="21"/>
@@ -4532,7 +4579,7 @@
         <w:ind w:left="420" w:firstLineChars="150" w:firstLine="315"/>
         <w:jc w:val="both"/>
         <w:rPr>
-          <w:rFonts w:ascii="ＭＳ ゴシック" w:eastAsia="ＭＳ ゴシック" w:hAnsi="ＭＳ ゴシック" w:hint="eastAsia"/>
+          <w:rFonts w:ascii="ＭＳ ゴシック" w:eastAsia="ＭＳ ゴシック" w:hAnsi="ＭＳ ゴシック"/>
           <w:sz w:val="21"/>
           <w:szCs w:val="21"/>
           <w:lang w:eastAsia="ja-JP"/>
@@ -4554,7 +4601,7 @@
         <w:ind w:left="420" w:firstLineChars="150" w:firstLine="315"/>
         <w:jc w:val="both"/>
         <w:rPr>
-          <w:rFonts w:ascii="ＭＳ ゴシック" w:eastAsia="ＭＳ ゴシック" w:hAnsi="ＭＳ ゴシック" w:hint="eastAsia"/>
+          <w:rFonts w:ascii="ＭＳ ゴシック" w:eastAsia="ＭＳ ゴシック" w:hAnsi="ＭＳ ゴシック"/>
           <w:sz w:val="21"/>
           <w:szCs w:val="21"/>
           <w:lang w:eastAsia="ja-JP"/>
@@ -4576,7 +4623,7 @@
         <w:ind w:left="420" w:firstLineChars="150" w:firstLine="315"/>
         <w:jc w:val="both"/>
         <w:rPr>
-          <w:rFonts w:ascii="ＭＳ ゴシック" w:eastAsia="ＭＳ ゴシック" w:hAnsi="ＭＳ ゴシック" w:hint="eastAsia"/>
+          <w:rFonts w:ascii="ＭＳ ゴシック" w:eastAsia="ＭＳ ゴシック" w:hAnsi="ＭＳ ゴシック"/>
           <w:sz w:val="21"/>
           <w:szCs w:val="21"/>
           <w:lang w:eastAsia="ja-JP"/>
@@ -4588,13 +4635,23 @@
         <w:widowControl w:val="0"/>
         <w:jc w:val="both"/>
         <w:rPr>
+          <w:rFonts w:ascii="ＭＳ ゴシック" w:eastAsia="ＭＳ ゴシック" w:hAnsi="ＭＳ ゴシック"/>
+          <w:b/>
+          <w:sz w:val="21"/>
+          <w:szCs w:val="21"/>
+          <w:lang w:eastAsia="ja-JP"/>
+        </w:rPr>
+      </w:pPr>
+      <w:r>
+        <w:rPr>
           <w:rFonts w:ascii="ＭＳ ゴシック" w:eastAsia="ＭＳ ゴシック" w:hAnsi="ＭＳ ゴシック" w:hint="eastAsia"/>
           <w:b/>
           <w:sz w:val="21"/>
           <w:szCs w:val="21"/>
           <w:lang w:eastAsia="ja-JP"/>
         </w:rPr>
-      </w:pPr>
+        <w:t>5.</w:t>
+      </w:r>
       <w:r>
         <w:rPr>
           <w:rFonts w:ascii="ＭＳ ゴシック" w:eastAsia="ＭＳ ゴシック" w:hAnsi="ＭＳ ゴシック" w:hint="eastAsia"/>
@@ -4603,7 +4660,7 @@
           <w:szCs w:val="21"/>
           <w:lang w:eastAsia="ja-JP"/>
         </w:rPr>
-        <w:t>5.</w:t>
+        <w:t xml:space="preserve"> </w:t>
       </w:r>
       <w:r>
         <w:rPr>
@@ -4613,7 +4670,7 @@
           <w:szCs w:val="21"/>
           <w:lang w:eastAsia="ja-JP"/>
         </w:rPr>
-        <w:t xml:space="preserve"> </w:t>
+        <w:t>手</w:t>
       </w:r>
       <w:r>
         <w:rPr>
@@ -4623,7 +4680,7 @@
           <w:szCs w:val="21"/>
           <w:lang w:eastAsia="ja-JP"/>
         </w:rPr>
-        <w:t>手</w:t>
+        <w:t xml:space="preserve">　</w:t>
       </w:r>
       <w:r>
         <w:rPr>
@@ -4633,7 +4690,7 @@
           <w:szCs w:val="21"/>
           <w:lang w:eastAsia="ja-JP"/>
         </w:rPr>
-        <w:t xml:space="preserve">　</w:t>
+        <w:t>順</w:t>
       </w:r>
       <w:r>
         <w:rPr>
@@ -4643,8 +4700,153 @@
           <w:szCs w:val="21"/>
           <w:lang w:eastAsia="ja-JP"/>
         </w:rPr>
-        <w:t>順</w:t>
-      </w:r>
+        <w:t>：</w:t>
+      </w:r>
+    </w:p>
+    <w:p>
+      <w:pPr>
+        <w:ind w:leftChars="236" w:left="566" w:firstLineChars="72" w:firstLine="151"/>
+        <w:jc w:val="both"/>
+        <w:rPr>
+          <w:rFonts w:ascii="ＭＳ ゴシック" w:eastAsia="ＭＳ ゴシック" w:hAnsi="ＭＳ ゴシック"/>
+          <w:sz w:val="21"/>
+          <w:szCs w:val="21"/>
+          <w:lang w:eastAsia="ja-JP"/>
+        </w:rPr>
+      </w:pPr>
+      <w:r>
+        <w:rPr>
+          <w:rFonts w:ascii="ＭＳ ゴシック" w:eastAsia="ＭＳ ゴシック" w:hAnsi="ＭＳ ゴシック" w:hint="eastAsia"/>
+          <w:sz w:val="21"/>
+          <w:szCs w:val="21"/>
+          <w:lang w:eastAsia="ja-JP"/>
+        </w:rPr>
+        <w:t>本</w:t>
+      </w:r>
+      <w:r>
+        <w:rPr>
+          <w:rFonts w:ascii="ＭＳ ゴシック" w:eastAsia="ＭＳ ゴシック" w:hAnsi="ＭＳ ゴシック" w:hint="eastAsia"/>
+          <w:sz w:val="21"/>
+          <w:szCs w:val="21"/>
+          <w:lang w:eastAsia="ja-JP"/>
+        </w:rPr>
+        <w:t>細胞培養加工施設</w:t>
+      </w:r>
+      <w:r>
+        <w:rPr>
+          <w:rFonts w:ascii="ＭＳ ゴシック" w:eastAsia="ＭＳ ゴシック" w:hAnsi="ＭＳ ゴシック" w:hint="eastAsia"/>
+          <w:sz w:val="21"/>
+          <w:szCs w:val="21"/>
+          <w:lang w:eastAsia="ja-JP"/>
+        </w:rPr>
+        <w:t>において特定細胞加工物の安全性の確保に重大な影響を及ぼすおそれのある事態が生じた</w:t>
+      </w:r>
+      <w:r>
+        <w:rPr>
+          <w:rFonts w:ascii="ＭＳ ゴシック" w:eastAsia="ＭＳ ゴシック" w:hAnsi="ＭＳ ゴシック" w:hint="eastAsia"/>
+          <w:sz w:val="21"/>
+          <w:szCs w:val="21"/>
+          <w:lang w:eastAsia="ja-JP"/>
+        </w:rPr>
+        <w:t>場合、</w:t>
+      </w:r>
+      <w:r>
+        <w:rPr>
+          <w:rFonts w:ascii="ＭＳ ゴシック" w:eastAsia="ＭＳ ゴシック" w:hAnsi="ＭＳ ゴシック" w:hint="eastAsia"/>
+          <w:sz w:val="21"/>
+          <w:szCs w:val="21"/>
+          <w:lang w:eastAsia="ja-JP"/>
+        </w:rPr>
+        <w:t>品質部門</w:t>
+      </w:r>
+      <w:r>
+        <w:rPr>
+          <w:rFonts w:ascii="ＭＳ ゴシック" w:eastAsia="ＭＳ ゴシック" w:hAnsi="ＭＳ ゴシック" w:hint="eastAsia"/>
+          <w:sz w:val="21"/>
+          <w:szCs w:val="21"/>
+          <w:lang w:eastAsia="ja-JP"/>
+        </w:rPr>
+        <w:t>は関係する部門に指示して迅速に報告を行わせ</w:t>
+      </w:r>
+      <w:r>
+        <w:rPr>
+          <w:rFonts w:ascii="ＭＳ ゴシック" w:eastAsia="ＭＳ ゴシック" w:hAnsi="ＭＳ ゴシック" w:hint="eastAsia"/>
+          <w:sz w:val="21"/>
+          <w:szCs w:val="21"/>
+          <w:lang w:eastAsia="ja-JP"/>
+        </w:rPr>
+        <w:t>、</w:t>
+      </w:r>
+      <w:r>
+        <w:rPr>
+          <w:rFonts w:ascii="ＭＳ ゴシック" w:eastAsia="ＭＳ ゴシック" w:hAnsi="ＭＳ ゴシック" w:hint="eastAsia"/>
+          <w:sz w:val="21"/>
+          <w:szCs w:val="21"/>
+          <w:lang w:eastAsia="ja-JP"/>
+        </w:rPr>
+        <w:t>報告に基づき</w:t>
+      </w:r>
+      <w:r>
+        <w:rPr>
+          <w:rFonts w:ascii="ＭＳ ゴシック" w:eastAsia="ＭＳ ゴシック" w:hAnsi="ＭＳ ゴシック" w:hint="eastAsia"/>
+          <w:sz w:val="21"/>
+          <w:szCs w:val="21"/>
+          <w:lang w:eastAsia="ja-JP"/>
+        </w:rPr>
+        <w:t>施設管理者</w:t>
+      </w:r>
+      <w:r>
+        <w:rPr>
+          <w:rFonts w:ascii="ＭＳ ゴシック" w:eastAsia="ＭＳ ゴシック" w:hAnsi="ＭＳ ゴシック" w:hint="eastAsia"/>
+          <w:sz w:val="21"/>
+          <w:szCs w:val="21"/>
+          <w:lang w:eastAsia="ja-JP"/>
+        </w:rPr>
+        <w:t>と協議の上</w:t>
+      </w:r>
+      <w:r>
+        <w:rPr>
+          <w:rFonts w:ascii="ＭＳ ゴシック" w:eastAsia="ＭＳ ゴシック" w:hAnsi="ＭＳ ゴシック" w:hint="eastAsia"/>
+          <w:sz w:val="21"/>
+          <w:szCs w:val="21"/>
+          <w:lang w:eastAsia="ja-JP"/>
+        </w:rPr>
+        <w:t>、</w:t>
+      </w:r>
+      <w:r>
+        <w:rPr>
+          <w:rFonts w:ascii="ＭＳ ゴシック" w:eastAsia="ＭＳ ゴシック" w:hAnsi="ＭＳ ゴシック" w:hint="eastAsia"/>
+          <w:sz w:val="21"/>
+          <w:szCs w:val="21"/>
+          <w:lang w:eastAsia="ja-JP"/>
+        </w:rPr>
+        <w:t>対応を行う。</w:t>
+      </w:r>
+    </w:p>
+    <w:p>
+      <w:pPr>
+        <w:ind w:left="1500"/>
+        <w:jc w:val="both"/>
+        <w:rPr>
+          <w:rFonts w:ascii="ＭＳ ゴシック" w:eastAsia="ＭＳ ゴシック" w:hAnsi="ＭＳ ゴシック"/>
+          <w:sz w:val="21"/>
+          <w:szCs w:val="21"/>
+          <w:lang w:eastAsia="ja-JP"/>
+        </w:rPr>
+      </w:pPr>
+    </w:p>
+    <w:p>
+      <w:pPr>
+        <w:ind w:leftChars="-4" w:left="-9" w:hanging="1"/>
+        <w:jc w:val="both"/>
+        <w:rPr>
+          <w:rFonts w:ascii="ＭＳ ゴシック" w:eastAsia="ＭＳ ゴシック" w:hAnsi="ＭＳ ゴシック"/>
+          <w:b/>
+          <w:sz w:val="21"/>
+          <w:szCs w:val="21"/>
+          <w:lang w:eastAsia="ja-JP"/>
+        </w:rPr>
+      </w:pPr>
       <w:r>
         <w:rPr>
           <w:rFonts w:ascii="ＭＳ ゴシック" w:eastAsia="ＭＳ ゴシック" w:hAnsi="ＭＳ ゴシック" w:hint="eastAsia"/>
@@ -4653,7 +4855,47 @@
           <w:szCs w:val="21"/>
           <w:lang w:eastAsia="ja-JP"/>
         </w:rPr>
-        <w:t>：</w:t>
+        <w:t>6.</w:t>
+      </w:r>
+      <w:r>
+        <w:rPr>
+          <w:rFonts w:ascii="ＭＳ ゴシック" w:eastAsia="ＭＳ ゴシック" w:hAnsi="ＭＳ ゴシック" w:hint="eastAsia"/>
+          <w:b/>
+          <w:sz w:val="21"/>
+          <w:szCs w:val="21"/>
+          <w:lang w:eastAsia="ja-JP"/>
+        </w:rPr>
+        <w:t xml:space="preserve"> </w:t>
+      </w:r>
+      <w:r>
+        <w:rPr>
+          <w:rFonts w:ascii="ＭＳ ゴシック" w:eastAsia="ＭＳ ゴシック" w:hAnsi="ＭＳ ゴシック" w:hint="eastAsia"/>
+          <w:b/>
+          <w:sz w:val="21"/>
+          <w:szCs w:val="21"/>
+          <w:lang w:eastAsia="ja-JP"/>
+        </w:rPr>
+        <w:t>報</w:t>
+      </w:r>
+      <w:r>
+        <w:rPr>
+          <w:rFonts w:ascii="ＭＳ ゴシック" w:eastAsia="ＭＳ ゴシック" w:hAnsi="ＭＳ ゴシック" w:hint="eastAsia"/>
+          <w:b/>
+          <w:sz w:val="21"/>
+          <w:szCs w:val="21"/>
+          <w:lang w:eastAsia="ja-JP"/>
+        </w:rPr>
+        <w:t xml:space="preserve">　</w:t>
+      </w:r>
+      <w:r>
+        <w:rPr>
+          <w:rFonts w:ascii="ＭＳ ゴシック" w:eastAsia="ＭＳ ゴシック" w:hAnsi="ＭＳ ゴシック" w:hint="eastAsia"/>
+          <w:b/>
+          <w:sz w:val="21"/>
+          <w:szCs w:val="21"/>
+          <w:lang w:eastAsia="ja-JP"/>
+        </w:rPr>
+        <w:t>告：</w:t>
       </w:r>
     </w:p>
     <w:p>
@@ -4661,12 +4903,21 @@
         <w:ind w:leftChars="236" w:left="566" w:firstLineChars="72" w:firstLine="151"/>
         <w:jc w:val="both"/>
         <w:rPr>
+          <w:rFonts w:ascii="ＭＳ ゴシック" w:eastAsia="ＭＳ ゴシック" w:hAnsi="ＭＳ ゴシック"/>
+          <w:sz w:val="21"/>
+          <w:szCs w:val="21"/>
+          <w:lang w:eastAsia="ja-JP"/>
+        </w:rPr>
+      </w:pPr>
+      <w:r>
+        <w:rPr>
           <w:rFonts w:ascii="ＭＳ ゴシック" w:eastAsia="ＭＳ ゴシック" w:hAnsi="ＭＳ ゴシック" w:hint="eastAsia"/>
           <w:sz w:val="21"/>
           <w:szCs w:val="21"/>
           <w:lang w:eastAsia="ja-JP"/>
         </w:rPr>
-      </w:pPr>
+        <w:t>特定細胞加工物製造事業者は、</w:t>
+      </w:r>
       <w:r>
         <w:rPr>
           <w:rFonts w:ascii="ＭＳ ゴシック" w:eastAsia="ＭＳ ゴシック" w:hAnsi="ＭＳ ゴシック" w:hint="eastAsia"/>
@@ -4674,7 +4925,7 @@
           <w:szCs w:val="21"/>
           <w:lang w:eastAsia="ja-JP"/>
         </w:rPr>
-        <w:t>本</w:t>
+        <w:t>重大事態報告書（課長通知の別紙様式第七）を用いて、それぞれ</w:t>
       </w:r>
       <w:r>
         <w:rPr>
@@ -4683,7 +4934,7 @@
           <w:szCs w:val="21"/>
           <w:lang w:eastAsia="ja-JP"/>
         </w:rPr>
-        <w:t>細胞培養加工施設</w:t>
+        <w:t>速やかに当該特定細胞加工物の</w:t>
       </w:r>
       <w:r>
         <w:rPr>
@@ -4692,7 +4943,7 @@
           <w:szCs w:val="21"/>
           <w:lang w:eastAsia="ja-JP"/>
         </w:rPr>
-        <w:t>において特定細胞加工物の安全性の確保に重大な影響を及ぼすおそれのある事態が生じた</w:t>
+        <w:t>提供</w:t>
       </w:r>
       <w:r>
         <w:rPr>
@@ -4701,7 +4952,7 @@
           <w:szCs w:val="21"/>
           <w:lang w:eastAsia="ja-JP"/>
         </w:rPr>
-        <w:t>場合、</w:t>
+        <w:t>先の再生医療等</w:t>
       </w:r>
       <w:r>
         <w:rPr>
@@ -4710,7 +4961,7 @@
           <w:szCs w:val="21"/>
           <w:lang w:eastAsia="ja-JP"/>
         </w:rPr>
-        <w:t>品質部門</w:t>
+        <w:t>の</w:t>
       </w:r>
       <w:r>
         <w:rPr>
@@ -4719,7 +4970,7 @@
           <w:szCs w:val="21"/>
           <w:lang w:eastAsia="ja-JP"/>
         </w:rPr>
-        <w:t>は関係する部門に指示して迅速に報告を行わせ</w:t>
+        <w:t>提供</w:t>
       </w:r>
       <w:r>
         <w:rPr>
@@ -4728,7 +4979,7 @@
           <w:szCs w:val="21"/>
           <w:lang w:eastAsia="ja-JP"/>
         </w:rPr>
-        <w:t>、</w:t>
+        <w:t>を行う医療</w:t>
       </w:r>
       <w:r>
         <w:rPr>
@@ -4737,7 +4988,7 @@
           <w:szCs w:val="21"/>
           <w:lang w:eastAsia="ja-JP"/>
         </w:rPr>
-        <w:t>報告に基づき</w:t>
+        <w:t>機関</w:t>
       </w:r>
       <w:r>
         <w:rPr>
@@ -4746,7 +4997,7 @@
           <w:szCs w:val="21"/>
           <w:lang w:eastAsia="ja-JP"/>
         </w:rPr>
-        <w:t>施設管理者</w:t>
+        <w:t>及び</w:t>
       </w:r>
       <w:r>
         <w:rPr>
@@ -4755,7 +5006,7 @@
           <w:szCs w:val="21"/>
           <w:lang w:eastAsia="ja-JP"/>
         </w:rPr>
-        <w:t>と協議の上</w:t>
+        <w:t>厚生労働大臣</w:t>
       </w:r>
       <w:r>
         <w:rPr>
@@ -4764,7 +5015,7 @@
           <w:szCs w:val="21"/>
           <w:lang w:eastAsia="ja-JP"/>
         </w:rPr>
-        <w:t>、</w:t>
+        <w:t>若しくは</w:t>
       </w:r>
       <w:r>
         <w:rPr>
@@ -4773,15 +5024,15 @@
           <w:szCs w:val="21"/>
           <w:lang w:eastAsia="ja-JP"/>
         </w:rPr>
-        <w:t>対応を行う。</w:t>
+        <w:t>地方厚生局長に報告する。</w:t>
       </w:r>
     </w:p>
     <w:p>
       <w:pPr>
-        <w:ind w:left="1500"/>
+        <w:ind w:leftChars="236" w:left="566" w:firstLineChars="72" w:firstLine="151"/>
         <w:jc w:val="both"/>
         <w:rPr>
-          <w:rFonts w:ascii="ＭＳ ゴシック" w:eastAsia="ＭＳ ゴシック" w:hAnsi="ＭＳ ゴシック" w:hint="eastAsia"/>
+          <w:rFonts w:ascii="ＭＳ ゴシック" w:eastAsia="ＭＳ ゴシック" w:hAnsi="ＭＳ ゴシック"/>
           <w:sz w:val="21"/>
           <w:szCs w:val="21"/>
           <w:lang w:eastAsia="ja-JP"/>
@@ -4790,225 +5041,21 @@
     </w:p>
     <w:p>
       <w:pPr>
-        <w:ind w:leftChars="-4" w:left="-9" w:hanging="1"/>
         <w:jc w:val="both"/>
         <w:rPr>
-          <w:rFonts w:ascii="ＭＳ ゴシック" w:eastAsia="ＭＳ ゴシック" w:hAnsi="ＭＳ ゴシック" w:hint="eastAsia"/>
-          <w:b/>
-          <w:sz w:val="21"/>
-          <w:szCs w:val="21"/>
-          <w:lang w:eastAsia="ja-JP"/>
-        </w:rPr>
-      </w:pPr>
-      <w:r>
-        <w:rPr>
-          <w:rFonts w:ascii="ＭＳ ゴシック" w:eastAsia="ＭＳ ゴシック" w:hAnsi="ＭＳ ゴシック" w:hint="eastAsia"/>
-          <w:b/>
-          <w:sz w:val="21"/>
-          <w:szCs w:val="21"/>
-          <w:lang w:eastAsia="ja-JP"/>
-        </w:rPr>
-        <w:t>6.</w:t>
-      </w:r>
-      <w:r>
-        <w:rPr>
-          <w:rFonts w:ascii="ＭＳ ゴシック" w:eastAsia="ＭＳ ゴシック" w:hAnsi="ＭＳ ゴシック" w:hint="eastAsia"/>
-          <w:b/>
-          <w:sz w:val="21"/>
-          <w:szCs w:val="21"/>
-          <w:lang w:eastAsia="ja-JP"/>
-        </w:rPr>
-        <w:t xml:space="preserve"> </w:t>
-      </w:r>
-      <w:r>
-        <w:rPr>
-          <w:rFonts w:ascii="ＭＳ ゴシック" w:eastAsia="ＭＳ ゴシック" w:hAnsi="ＭＳ ゴシック" w:hint="eastAsia"/>
-          <w:b/>
-          <w:sz w:val="21"/>
-          <w:szCs w:val="21"/>
-          <w:lang w:eastAsia="ja-JP"/>
-        </w:rPr>
-        <w:t>報</w:t>
-      </w:r>
-      <w:r>
-        <w:rPr>
-          <w:rFonts w:ascii="ＭＳ ゴシック" w:eastAsia="ＭＳ ゴシック" w:hAnsi="ＭＳ ゴシック" w:hint="eastAsia"/>
-          <w:b/>
-          <w:sz w:val="21"/>
-          <w:szCs w:val="21"/>
-          <w:lang w:eastAsia="ja-JP"/>
-        </w:rPr>
-        <w:t xml:space="preserve">　</w:t>
-      </w:r>
-      <w:r>
-        <w:rPr>
-          <w:rFonts w:ascii="ＭＳ ゴシック" w:eastAsia="ＭＳ ゴシック" w:hAnsi="ＭＳ ゴシック" w:hint="eastAsia"/>
-          <w:b/>
-          <w:sz w:val="21"/>
-          <w:szCs w:val="21"/>
-          <w:lang w:eastAsia="ja-JP"/>
-        </w:rPr>
-        <w:t>告：</w:t>
-      </w:r>
+          <w:rFonts w:ascii="ＭＳ ゴシック" w:eastAsia="ＭＳ ゴシック" w:hAnsi="ＭＳ ゴシック"/>
+          <w:sz w:val="21"/>
+          <w:szCs w:val="21"/>
+          <w:lang w:eastAsia="ja-JP"/>
+        </w:rPr>
+      </w:pPr>
     </w:p>
     <w:p>
       <w:pPr>
-        <w:ind w:leftChars="236" w:left="566" w:firstLineChars="72" w:firstLine="151"/>
-        <w:jc w:val="both"/>
-        <w:rPr>
-          <w:rFonts w:ascii="ＭＳ ゴシック" w:eastAsia="ＭＳ ゴシック" w:hAnsi="ＭＳ ゴシック" w:hint="eastAsia"/>
-          <w:sz w:val="21"/>
-          <w:szCs w:val="21"/>
-          <w:lang w:eastAsia="ja-JP"/>
-        </w:rPr>
-      </w:pPr>
-      <w:r>
-        <w:rPr>
-          <w:rFonts w:ascii="ＭＳ ゴシック" w:eastAsia="ＭＳ ゴシック" w:hAnsi="ＭＳ ゴシック" w:hint="eastAsia"/>
-          <w:sz w:val="21"/>
-          <w:szCs w:val="21"/>
-          <w:lang w:eastAsia="ja-JP"/>
-        </w:rPr>
-        <w:t>特定細胞加工物製造事業者は、</w:t>
-      </w:r>
-      <w:r>
-        <w:rPr>
-          <w:rFonts w:ascii="ＭＳ ゴシック" w:eastAsia="ＭＳ ゴシック" w:hAnsi="ＭＳ ゴシック" w:hint="eastAsia"/>
-          <w:sz w:val="21"/>
-          <w:szCs w:val="21"/>
-          <w:lang w:eastAsia="ja-JP"/>
-        </w:rPr>
-        <w:t>重大事態報告書（課長通知の別紙様式第七）を用いて、それぞれ</w:t>
-      </w:r>
-      <w:r>
-        <w:rPr>
-          <w:rFonts w:ascii="ＭＳ ゴシック" w:eastAsia="ＭＳ ゴシック" w:hAnsi="ＭＳ ゴシック" w:hint="eastAsia"/>
-          <w:sz w:val="21"/>
-          <w:szCs w:val="21"/>
-          <w:lang w:eastAsia="ja-JP"/>
-        </w:rPr>
-        <w:t>速やかに当該特定細胞加工物の</w:t>
-      </w:r>
-      <w:r>
-        <w:rPr>
-          <w:rFonts w:ascii="ＭＳ ゴシック" w:eastAsia="ＭＳ ゴシック" w:hAnsi="ＭＳ ゴシック" w:hint="eastAsia"/>
-          <w:sz w:val="21"/>
-          <w:szCs w:val="21"/>
-          <w:lang w:eastAsia="ja-JP"/>
-        </w:rPr>
-        <w:t>提供</w:t>
-      </w:r>
-      <w:r>
-        <w:rPr>
-          <w:rFonts w:ascii="ＭＳ ゴシック" w:eastAsia="ＭＳ ゴシック" w:hAnsi="ＭＳ ゴシック" w:hint="eastAsia"/>
-          <w:sz w:val="21"/>
-          <w:szCs w:val="21"/>
-          <w:lang w:eastAsia="ja-JP"/>
-        </w:rPr>
-        <w:t>先の再生医療等</w:t>
-      </w:r>
-      <w:r>
-        <w:rPr>
-          <w:rFonts w:ascii="ＭＳ ゴシック" w:eastAsia="ＭＳ ゴシック" w:hAnsi="ＭＳ ゴシック" w:hint="eastAsia"/>
-          <w:sz w:val="21"/>
-          <w:szCs w:val="21"/>
-          <w:lang w:eastAsia="ja-JP"/>
-        </w:rPr>
-        <w:t>の</w:t>
-      </w:r>
-      <w:r>
-        <w:rPr>
-          <w:rFonts w:ascii="ＭＳ ゴシック" w:eastAsia="ＭＳ ゴシック" w:hAnsi="ＭＳ ゴシック" w:hint="eastAsia"/>
-          <w:sz w:val="21"/>
-          <w:szCs w:val="21"/>
-          <w:lang w:eastAsia="ja-JP"/>
-        </w:rPr>
-        <w:t>提供</w:t>
-      </w:r>
-      <w:r>
-        <w:rPr>
-          <w:rFonts w:ascii="ＭＳ ゴシック" w:eastAsia="ＭＳ ゴシック" w:hAnsi="ＭＳ ゴシック" w:hint="eastAsia"/>
-          <w:sz w:val="21"/>
-          <w:szCs w:val="21"/>
-          <w:lang w:eastAsia="ja-JP"/>
-        </w:rPr>
-        <w:t>を行う医療</w:t>
-      </w:r>
-      <w:r>
-        <w:rPr>
-          <w:rFonts w:ascii="ＭＳ ゴシック" w:eastAsia="ＭＳ ゴシック" w:hAnsi="ＭＳ ゴシック" w:hint="eastAsia"/>
-          <w:sz w:val="21"/>
-          <w:szCs w:val="21"/>
-          <w:lang w:eastAsia="ja-JP"/>
-        </w:rPr>
-        <w:t>機関</w:t>
-      </w:r>
-      <w:r>
-        <w:rPr>
-          <w:rFonts w:ascii="ＭＳ ゴシック" w:eastAsia="ＭＳ ゴシック" w:hAnsi="ＭＳ ゴシック" w:hint="eastAsia"/>
-          <w:sz w:val="21"/>
-          <w:szCs w:val="21"/>
-          <w:lang w:eastAsia="ja-JP"/>
-        </w:rPr>
-        <w:t>及び</w:t>
-      </w:r>
-      <w:r>
-        <w:rPr>
-          <w:rFonts w:ascii="ＭＳ ゴシック" w:eastAsia="ＭＳ ゴシック" w:hAnsi="ＭＳ ゴシック" w:hint="eastAsia"/>
-          <w:sz w:val="21"/>
-          <w:szCs w:val="21"/>
-          <w:lang w:eastAsia="ja-JP"/>
-        </w:rPr>
-        <w:t>厚生労働大臣</w:t>
-      </w:r>
-      <w:r>
-        <w:rPr>
-          <w:rFonts w:ascii="ＭＳ ゴシック" w:eastAsia="ＭＳ ゴシック" w:hAnsi="ＭＳ ゴシック" w:hint="eastAsia"/>
-          <w:sz w:val="21"/>
-          <w:szCs w:val="21"/>
-          <w:lang w:eastAsia="ja-JP"/>
-        </w:rPr>
-        <w:t>若しくは</w:t>
-      </w:r>
-      <w:r>
-        <w:rPr>
-          <w:rFonts w:ascii="ＭＳ ゴシック" w:eastAsia="ＭＳ ゴシック" w:hAnsi="ＭＳ ゴシック" w:hint="eastAsia"/>
-          <w:sz w:val="21"/>
-          <w:szCs w:val="21"/>
-          <w:lang w:eastAsia="ja-JP"/>
-        </w:rPr>
-        <w:t>地方厚生局長に報告する。</w:t>
-      </w:r>
-    </w:p>
-    <w:p>
-      <w:pPr>
-        <w:ind w:leftChars="236" w:left="566" w:firstLineChars="72" w:firstLine="151"/>
-        <w:jc w:val="both"/>
-        <w:rPr>
-          <w:rFonts w:ascii="ＭＳ ゴシック" w:eastAsia="ＭＳ ゴシック" w:hAnsi="ＭＳ ゴシック" w:hint="eastAsia"/>
-          <w:sz w:val="21"/>
-          <w:szCs w:val="21"/>
-          <w:lang w:eastAsia="ja-JP"/>
-        </w:rPr>
-      </w:pPr>
-    </w:p>
-    <w:p>
-      <w:pPr>
-        <w:jc w:val="both"/>
-        <w:rPr>
-          <w:rFonts w:ascii="ＭＳ ゴシック" w:eastAsia="ＭＳ ゴシック" w:hAnsi="ＭＳ ゴシック" w:hint="eastAsia"/>
-          <w:sz w:val="21"/>
-          <w:szCs w:val="21"/>
-          <w:lang w:eastAsia="ja-JP"/>
-        </w:rPr>
-      </w:pPr>
-    </w:p>
-    <w:p>
-      <w:pPr>
         <w:widowControl w:val="0"/>
         <w:jc w:val="both"/>
         <w:rPr>
-          <w:rFonts w:ascii="ＭＳ ゴシック" w:eastAsia="ＭＳ ゴシック" w:hAnsi="ＭＳ ゴシック" w:hint="eastAsia"/>
+          <w:rFonts w:ascii="ＭＳ ゴシック" w:eastAsia="ＭＳ ゴシック" w:hAnsi="ＭＳ ゴシック"/>
           <w:b/>
           <w:sz w:val="21"/>
           <w:szCs w:val="21"/>
@@ -5062,7 +5109,7 @@
         <w:ind w:left="567" w:firstLineChars="72" w:firstLine="151"/>
         <w:jc w:val="both"/>
         <w:rPr>
-          <w:rFonts w:ascii="ＭＳ ゴシック" w:eastAsia="ＭＳ ゴシック" w:hAnsi="ＭＳ ゴシック" w:hint="eastAsia"/>
+          <w:rFonts w:ascii="ＭＳ ゴシック" w:eastAsia="ＭＳ ゴシック" w:hAnsi="ＭＳ ゴシック"/>
           <w:sz w:val="21"/>
           <w:szCs w:val="21"/>
           <w:lang w:eastAsia="ja-JP"/>
@@ -5101,7 +5148,7 @@
         <w:widowControl w:val="0"/>
         <w:jc w:val="both"/>
         <w:rPr>
-          <w:rFonts w:ascii="ＭＳ ゴシック" w:eastAsia="ＭＳ ゴシック" w:hAnsi="ＭＳ ゴシック" w:hint="eastAsia"/>
+          <w:rFonts w:ascii="ＭＳ ゴシック" w:eastAsia="ＭＳ ゴシック" w:hAnsi="ＭＳ ゴシック"/>
           <w:sz w:val="21"/>
           <w:szCs w:val="21"/>
           <w:lang w:eastAsia="ja-JP"/>
@@ -5113,7 +5160,7 @@
         <w:widowControl w:val="0"/>
         <w:jc w:val="both"/>
         <w:rPr>
-          <w:rFonts w:ascii="ＭＳ ゴシック" w:eastAsia="ＭＳ ゴシック" w:hAnsi="ＭＳ ゴシック" w:hint="eastAsia"/>
+          <w:rFonts w:ascii="ＭＳ ゴシック" w:eastAsia="ＭＳ ゴシック" w:hAnsi="ＭＳ ゴシック"/>
           <w:b/>
           <w:sz w:val="21"/>
           <w:szCs w:val="21"/>
@@ -5180,7 +5227,7 @@
         </w:numPr>
         <w:jc w:val="both"/>
         <w:rPr>
-          <w:rFonts w:ascii="ＭＳ ゴシック" w:eastAsia="ＭＳ ゴシック" w:hAnsi="ＭＳ ゴシック" w:hint="eastAsia"/>
+          <w:rFonts w:ascii="ＭＳ ゴシック" w:eastAsia="ＭＳ ゴシック" w:hAnsi="ＭＳ ゴシック"/>
           <w:sz w:val="21"/>
           <w:szCs w:val="21"/>
           <w:lang w:eastAsia="zh-TW"/>
@@ -5479,8 +5526,8 @@
           <w:lang w:eastAsia="ja-JP"/>
         </w:rPr>
         <w:sectPr>
-          <w:headerReference w:type="default" r:id="rId14"/>
-          <w:footerReference w:type="default" r:id="rId15"/>
+          <w:headerReference w:type="default" r:id="rId17"/>
+          <w:footerReference w:type="default" r:id="rId18"/>
           <w:pgSz w:w="11906" w:h="16838"/>
           <w:pgMar w:top="1985" w:right="991" w:bottom="1701" w:left="1701" w:header="708" w:footer="708" w:gutter="0"/>
           <w:pgNumType w:start="3"/>
@@ -5503,7 +5550,7 @@
       <w:pPr>
         <w:jc w:val="center"/>
         <w:rPr>
-          <w:rFonts w:eastAsia="PMingLiU" w:hint="eastAsia"/>
+          <w:rFonts w:eastAsia="PMingLiU"/>
           <w:sz w:val="21"/>
           <w:szCs w:val="21"/>
           <w:lang w:eastAsia="ja-JP"/>
@@ -5524,7 +5571,7 @@
         <w:ind w:leftChars="235" w:left="564" w:firstLineChars="68" w:firstLine="143"/>
         <w:jc w:val="right"/>
         <w:rPr>
-          <w:rFonts w:eastAsia="PMingLiU" w:hint="eastAsia"/>
+          <w:rFonts w:eastAsia="PMingLiU"/>
           <w:sz w:val="21"/>
           <w:szCs w:val="21"/>
           <w:lang w:eastAsia="ja-JP"/>
@@ -6442,7 +6489,7 @@
         <w:ind w:leftChars="235" w:left="564" w:firstLineChars="68" w:firstLine="143"/>
         <w:jc w:val="both"/>
         <w:rPr>
-          <w:rFonts w:eastAsia="游明朝" w:hint="eastAsia"/>
+          <w:rFonts w:eastAsia="游明朝"/>
           <w:sz w:val="21"/>
           <w:szCs w:val="21"/>
           <w:lang w:eastAsia="ja-JP"/>
@@ -7409,7 +7456,7 @@
           <w:p>
             <w:pPr>
               <w:rPr>
-                <w:rFonts w:ascii="ＭＳ 明朝" w:hAnsi="ＭＳ 明朝" w:cs="ＭＳ Ｐゴシック" w:hint="eastAsia"/>
+                <w:rFonts w:ascii="ＭＳ 明朝" w:hAnsi="ＭＳ 明朝" w:cs="ＭＳ Ｐゴシック"/>
                 <w:sz w:val="22"/>
                 <w:szCs w:val="22"/>
                 <w:lang w:eastAsia="ja-JP"/>
@@ -7446,19 +7493,19 @@
           <w:p>
             <w:pPr>
               <w:rPr>
+                <w:rFonts w:ascii="ＭＳ 明朝" w:hAnsi="ＭＳ 明朝" w:cs="ＭＳ Ｐゴシック"/>
+                <w:sz w:val="22"/>
+                <w:szCs w:val="22"/>
+                <w:lang w:eastAsia="ja-JP"/>
+              </w:rPr>
+            </w:pPr>
+            <w:r>
+              <w:rPr>
                 <w:rFonts w:ascii="ＭＳ 明朝" w:hAnsi="ＭＳ 明朝" w:cs="ＭＳ Ｐゴシック" w:hint="eastAsia"/>
                 <w:sz w:val="22"/>
                 <w:szCs w:val="22"/>
                 <w:lang w:eastAsia="ja-JP"/>
               </w:rPr>
-            </w:pPr>
-            <w:r>
-              <w:rPr>
-                <w:rFonts w:ascii="ＭＳ 明朝" w:hAnsi="ＭＳ 明朝" w:cs="ＭＳ Ｐゴシック" w:hint="eastAsia"/>
-                <w:sz w:val="22"/>
-                <w:szCs w:val="22"/>
-                <w:lang w:eastAsia="ja-JP"/>
-              </w:rPr>
               <w:t>細胞培養加工施設の名称</w:t>
             </w:r>
           </w:p>
@@ -7478,7 +7525,7 @@
           <w:p>
             <w:pPr>
               <w:rPr>
-                <w:rFonts w:ascii="ＭＳ 明朝" w:hAnsi="ＭＳ 明朝" w:cs="ＭＳ Ｐゴシック" w:hint="eastAsia"/>
+                <w:rFonts w:ascii="ＭＳ 明朝" w:hAnsi="ＭＳ 明朝" w:cs="ＭＳ Ｐゴシック"/>
                 <w:sz w:val="22"/>
                 <w:szCs w:val="22"/>
                 <w:lang w:eastAsia="ja-JP"/>
@@ -7515,11 +7562,44 @@
           <w:p>
             <w:pPr>
               <w:rPr>
+                <w:rFonts w:ascii="ＭＳ 明朝" w:hAnsi="ＭＳ 明朝" w:cs="ＭＳ Ｐゴシック"/>
+                <w:sz w:val="22"/>
+                <w:szCs w:val="22"/>
+                <w:lang w:eastAsia="ja-JP"/>
+              </w:rPr>
+            </w:pPr>
+            <w:r>
+              <w:rPr>
                 <w:rFonts w:ascii="ＭＳ 明朝" w:hAnsi="ＭＳ 明朝" w:cs="ＭＳ Ｐゴシック" w:hint="eastAsia"/>
                 <w:sz w:val="22"/>
                 <w:szCs w:val="22"/>
                 <w:lang w:eastAsia="ja-JP"/>
               </w:rPr>
+              <w:t>許可若しくは認定を受けた年月日又は届出を行った年月日</w:t>
+            </w:r>
+          </w:p>
+        </w:tc>
+        <w:tc>
+          <w:tcPr>
+            <w:tcW w:w="4800" w:type="dxa"/>
+            <w:tcBorders>
+              <w:top w:val="nil"/>
+              <w:left w:val="nil"/>
+              <w:bottom w:val="single" w:sz="4" w:space="0" w:color="auto"/>
+              <w:right w:val="single" w:sz="4" w:space="0" w:color="000000"/>
+            </w:tcBorders>
+            <w:vAlign w:val="center"/>
+            <w:hideMark/>
+          </w:tcPr>
+          <w:p>
+            <w:pPr>
+              <w:jc w:val="center"/>
+              <w:rPr>
+                <w:rFonts w:ascii="ＭＳ 明朝" w:hAnsi="ＭＳ 明朝" w:cs="ＭＳ Ｐゴシック"/>
+                <w:sz w:val="22"/>
+                <w:szCs w:val="22"/>
+                <w:lang w:eastAsia="ja-JP"/>
+              </w:rPr>
             </w:pPr>
             <w:r>
               <w:rPr>
@@ -7528,39 +7608,6 @@
                 <w:szCs w:val="22"/>
                 <w:lang w:eastAsia="ja-JP"/>
               </w:rPr>
-              <w:t>許可若しくは認定を受けた年月日又は届出を行った年月日</w:t>
-            </w:r>
-          </w:p>
-        </w:tc>
-        <w:tc>
-          <w:tcPr>
-            <w:tcW w:w="4800" w:type="dxa"/>
-            <w:tcBorders>
-              <w:top w:val="nil"/>
-              <w:left w:val="nil"/>
-              <w:bottom w:val="single" w:sz="4" w:space="0" w:color="auto"/>
-              <w:right w:val="single" w:sz="4" w:space="0" w:color="000000"/>
-            </w:tcBorders>
-            <w:vAlign w:val="center"/>
-            <w:hideMark/>
-          </w:tcPr>
-          <w:p>
-            <w:pPr>
-              <w:jc w:val="center"/>
-              <w:rPr>
-                <w:rFonts w:ascii="ＭＳ 明朝" w:hAnsi="ＭＳ 明朝" w:cs="ＭＳ Ｐゴシック" w:hint="eastAsia"/>
-                <w:sz w:val="22"/>
-                <w:szCs w:val="22"/>
-                <w:lang w:eastAsia="ja-JP"/>
-              </w:rPr>
-            </w:pPr>
-            <w:r>
-              <w:rPr>
-                <w:rFonts w:ascii="ＭＳ 明朝" w:hAnsi="ＭＳ 明朝" w:cs="ＭＳ Ｐゴシック" w:hint="eastAsia"/>
-                <w:sz w:val="22"/>
-                <w:szCs w:val="22"/>
-                <w:lang w:eastAsia="ja-JP"/>
-              </w:rPr>
               <w:t xml:space="preserve">　</w:t>
             </w:r>
           </w:p>
@@ -7571,7 +7618,7 @@
       <w:pPr>
         <w:ind w:leftChars="235" w:left="564" w:firstLineChars="68" w:firstLine="143"/>
         <w:rPr>
-          <w:rFonts w:eastAsia="PMingLiU" w:hint="eastAsia"/>
+          <w:rFonts w:eastAsia="PMingLiU"/>
           <w:sz w:val="21"/>
           <w:szCs w:val="21"/>
           <w:lang w:eastAsia="ja-JP"/>
@@ -7976,7 +8023,7 @@
           <w:p>
             <w:pPr>
               <w:rPr>
-                <w:rFonts w:ascii="ＭＳ Ｐゴシック" w:eastAsia="ＭＳ Ｐゴシック" w:hAnsi="ＭＳ Ｐゴシック" w:cs="ＭＳ Ｐゴシック" w:hint="eastAsia"/>
+                <w:rFonts w:ascii="ＭＳ Ｐゴシック" w:eastAsia="ＭＳ Ｐゴシック" w:hAnsi="ＭＳ Ｐゴシック" w:cs="ＭＳ Ｐゴシック"/>
                 <w:color w:val="000000"/>
                 <w:sz w:val="22"/>
                 <w:szCs w:val="22"/>
@@ -8015,19 +8062,19 @@
           <w:p>
             <w:pPr>
               <w:rPr>
+                <w:rFonts w:ascii="ＭＳ 明朝" w:hAnsi="ＭＳ 明朝" w:cs="ＭＳ Ｐゴシック"/>
+                <w:sz w:val="22"/>
+                <w:szCs w:val="22"/>
+                <w:lang w:eastAsia="ja-JP"/>
+              </w:rPr>
+            </w:pPr>
+            <w:r>
+              <w:rPr>
                 <w:rFonts w:ascii="ＭＳ 明朝" w:hAnsi="ＭＳ 明朝" w:cs="ＭＳ Ｐゴシック" w:hint="eastAsia"/>
                 <w:sz w:val="22"/>
                 <w:szCs w:val="22"/>
                 <w:lang w:eastAsia="ja-JP"/>
               </w:rPr>
-            </w:pPr>
-            <w:r>
-              <w:rPr>
-                <w:rFonts w:ascii="ＭＳ 明朝" w:hAnsi="ＭＳ 明朝" w:cs="ＭＳ Ｐゴシック" w:hint="eastAsia"/>
-                <w:sz w:val="22"/>
-                <w:szCs w:val="22"/>
-                <w:lang w:eastAsia="ja-JP"/>
-              </w:rPr>
               <w:t>重大な影響を及ぼすおそれがある事態に係る特定細胞加工物の提供先の再生医療等提供機関の名称</w:t>
             </w:r>
           </w:p>
@@ -8047,7 +8094,7 @@
           <w:p>
             <w:pPr>
               <w:rPr>
-                <w:rFonts w:ascii="ＭＳ 明朝" w:hAnsi="ＭＳ 明朝" w:cs="ＭＳ Ｐゴシック" w:hint="eastAsia"/>
+                <w:rFonts w:ascii="ＭＳ 明朝" w:hAnsi="ＭＳ 明朝" w:cs="ＭＳ Ｐゴシック"/>
                 <w:sz w:val="22"/>
                 <w:szCs w:val="22"/>
                 <w:lang w:eastAsia="ja-JP"/>
@@ -8084,19 +8131,19 @@
           <w:p>
             <w:pPr>
               <w:rPr>
+                <w:rFonts w:ascii="ＭＳ 明朝" w:hAnsi="ＭＳ 明朝" w:cs="ＭＳ Ｐゴシック"/>
+                <w:sz w:val="22"/>
+                <w:szCs w:val="22"/>
+                <w:lang w:eastAsia="ja-JP"/>
+              </w:rPr>
+            </w:pPr>
+            <w:r>
+              <w:rPr>
                 <w:rFonts w:ascii="ＭＳ 明朝" w:hAnsi="ＭＳ 明朝" w:cs="ＭＳ Ｐゴシック" w:hint="eastAsia"/>
                 <w:sz w:val="22"/>
                 <w:szCs w:val="22"/>
                 <w:lang w:eastAsia="ja-JP"/>
               </w:rPr>
-            </w:pPr>
-            <w:r>
-              <w:rPr>
-                <w:rFonts w:ascii="ＭＳ 明朝" w:hAnsi="ＭＳ 明朝" w:cs="ＭＳ Ｐゴシック" w:hint="eastAsia"/>
-                <w:sz w:val="22"/>
-                <w:szCs w:val="22"/>
-                <w:lang w:eastAsia="ja-JP"/>
-              </w:rPr>
               <w:t>重大な影響を及ぼすおそれがある事態に係る特定細胞加工物の提供先の再生医療等提供機関へ報告を行った年月日</w:t>
             </w:r>
           </w:p>
@@ -8116,7 +8163,7 @@
           <w:p>
             <w:pPr>
               <w:rPr>
-                <w:rFonts w:ascii="ＭＳ 明朝" w:hAnsi="ＭＳ 明朝" w:cs="ＭＳ Ｐゴシック" w:hint="eastAsia"/>
+                <w:rFonts w:ascii="ＭＳ 明朝" w:hAnsi="ＭＳ 明朝" w:cs="ＭＳ Ｐゴシック"/>
                 <w:sz w:val="22"/>
                 <w:szCs w:val="22"/>
                 <w:lang w:eastAsia="ja-JP"/>
@@ -8153,11 +8200,44 @@
           <w:p>
             <w:pPr>
               <w:rPr>
+                <w:rFonts w:ascii="ＭＳ 明朝" w:hAnsi="ＭＳ 明朝" w:cs="ＭＳ Ｐゴシック"/>
+                <w:sz w:val="22"/>
+                <w:szCs w:val="22"/>
+                <w:lang w:eastAsia="ja-JP"/>
+              </w:rPr>
+            </w:pPr>
+            <w:r>
+              <w:rPr>
                 <w:rFonts w:ascii="ＭＳ 明朝" w:hAnsi="ＭＳ 明朝" w:cs="ＭＳ Ｐゴシック" w:hint="eastAsia"/>
                 <w:sz w:val="22"/>
                 <w:szCs w:val="22"/>
                 <w:lang w:eastAsia="ja-JP"/>
               </w:rPr>
+              <w:lastRenderedPageBreak/>
+              <w:t>講じた措置</w:t>
+            </w:r>
+          </w:p>
+        </w:tc>
+        <w:tc>
+          <w:tcPr>
+            <w:tcW w:w="4800" w:type="dxa"/>
+            <w:tcBorders>
+              <w:top w:val="single" w:sz="4" w:space="0" w:color="auto"/>
+              <w:left w:val="nil"/>
+              <w:bottom w:val="single" w:sz="4" w:space="0" w:color="auto"/>
+              <w:right w:val="single" w:sz="4" w:space="0" w:color="000000"/>
+            </w:tcBorders>
+            <w:vAlign w:val="center"/>
+            <w:hideMark/>
+          </w:tcPr>
+          <w:p>
+            <w:pPr>
+              <w:rPr>
+                <w:rFonts w:ascii="ＭＳ 明朝" w:hAnsi="ＭＳ 明朝" w:cs="ＭＳ Ｐゴシック"/>
+                <w:sz w:val="22"/>
+                <w:szCs w:val="22"/>
+                <w:lang w:eastAsia="ja-JP"/>
+              </w:rPr>
             </w:pPr>
             <w:r>
               <w:rPr>
@@ -8166,39 +8246,6 @@
                 <w:szCs w:val="22"/>
                 <w:lang w:eastAsia="ja-JP"/>
               </w:rPr>
-              <w:lastRenderedPageBreak/>
-              <w:t>講じた措置</w:t>
-            </w:r>
-          </w:p>
-        </w:tc>
-        <w:tc>
-          <w:tcPr>
-            <w:tcW w:w="4800" w:type="dxa"/>
-            <w:tcBorders>
-              <w:top w:val="single" w:sz="4" w:space="0" w:color="auto"/>
-              <w:left w:val="nil"/>
-              <w:bottom w:val="single" w:sz="4" w:space="0" w:color="auto"/>
-              <w:right w:val="single" w:sz="4" w:space="0" w:color="000000"/>
-            </w:tcBorders>
-            <w:vAlign w:val="center"/>
-            <w:hideMark/>
-          </w:tcPr>
-          <w:p>
-            <w:pPr>
-              <w:rPr>
-                <w:rFonts w:ascii="ＭＳ 明朝" w:hAnsi="ＭＳ 明朝" w:cs="ＭＳ Ｐゴシック" w:hint="eastAsia"/>
-                <w:sz w:val="22"/>
-                <w:szCs w:val="22"/>
-                <w:lang w:eastAsia="ja-JP"/>
-              </w:rPr>
-            </w:pPr>
-            <w:r>
-              <w:rPr>
-                <w:rFonts w:ascii="ＭＳ 明朝" w:hAnsi="ＭＳ 明朝" w:cs="ＭＳ Ｐゴシック" w:hint="eastAsia"/>
-                <w:sz w:val="22"/>
-                <w:szCs w:val="22"/>
-                <w:lang w:eastAsia="ja-JP"/>
-              </w:rPr>
               <w:t xml:space="preserve">　</w:t>
             </w:r>
           </w:p>
@@ -8234,7 +8281,7 @@
         <w:ind w:leftChars="235" w:left="564"/>
         <w:jc w:val="both"/>
         <w:rPr>
-          <w:rFonts w:eastAsia="游明朝" w:hint="eastAsia"/>
+          <w:rFonts w:eastAsia="游明朝"/>
           <w:sz w:val="21"/>
           <w:szCs w:val="21"/>
           <w:lang w:eastAsia="ja-JP"/>
@@ -8396,7 +8443,7 @@
         </w:numPr>
         <w:jc w:val="both"/>
         <w:rPr>
-          <w:rFonts w:eastAsia="PMingLiU" w:hint="eastAsia"/>
+          <w:rFonts w:eastAsia="PMingLiU"/>
           <w:sz w:val="21"/>
           <w:szCs w:val="21"/>
           <w:lang w:eastAsia="ja-JP"/>
@@ -8422,7 +8469,7 @@
       </w:r>
     </w:p>
     <w:sectPr>
-      <w:headerReference w:type="default" r:id="rId16"/>
+      <w:headerReference w:type="default" r:id="rId19"/>
       <w:pgSz w:w="11906" w:h="16838"/>
       <w:pgMar w:top="1985" w:right="991" w:bottom="1701" w:left="1701" w:header="708" w:footer="708" w:gutter="0"/>
       <w:pgNumType w:start="3"/>
@@ -8459,7 +8506,6 @@
       <w:pStyle w:val="a8"/>
       <w:jc w:val="center"/>
       <w:rPr>
-        <w:rFonts w:hint="eastAsia"/>
         <w:lang w:eastAsia="ja-JP"/>
       </w:rPr>
     </w:pPr>
@@ -8476,19 +8522,15 @@
 
 <file path=word/footer2.xml><?xml version="1.0" encoding="utf-8"?>
 <w:ftr xmlns:wpc="http://schemas.microsoft.com/office/word/2010/wordprocessingCanvas" xmlns:mc="http://schemas.openxmlformats.org/markup-compatibility/2006" xmlns:o="urn:schemas-microsoft-com:office:office" xmlns:r="http://schemas.openxmlformats.org/officeDocument/2006/relationships" xmlns:m="http://schemas.openxmlformats.org/officeDocument/2006/math" xmlns:v="urn:schemas-microsoft-com:vml" xmlns:wp14="http://schemas.microsoft.com/office/word/2010/wordprocessingDrawing" xmlns:wp="http://schemas.openxmlformats.org/drawingml/2006/wordprocessingDrawing" xmlns:w10="urn:schemas-microsoft-com:office:word" xmlns:w="http://schemas.openxmlformats.org/wordprocessingml/2006/main" xmlns:w14="http://schemas.microsoft.com/office/word/2010/wordml" xmlns:wpg="http://schemas.microsoft.com/office/word/2010/wordprocessingGroup" xmlns:wpi="http://schemas.microsoft.com/office/word/2010/wordprocessingInk" xmlns:wne="http://schemas.microsoft.com/office/word/2006/wordml" xmlns:wps="http://schemas.microsoft.com/office/word/2010/wordprocessingShape" mc:Ignorable="w14 wp14">
-  <w:p>
-    <w:pPr>
-      <w:pStyle w:val="a8"/>
-    </w:pPr>
-  </w:p>
+  <w:p/>
 </w:ftr>
 </file>
 
 <file path=word/footer3.xml><?xml version="1.0" encoding="utf-8"?>
-<w:ftr xmlns:m="http://schemas.openxmlformats.org/officeDocument/2006/math" xmlns:mc="http://schemas.openxmlformats.org/markup-compatibility/2006" xmlns:mo="http://schemas.microsoft.com/office/mac/office/2008/main" xmlns:mv="urn:schemas-microsoft-com:mac:vml" xmlns:o="urn:schemas-microsoft-com:office:office" xmlns:r="http://schemas.openxmlformats.org/officeDocument/2006/relationships" xmlns:v="urn:schemas-microsoft-com:vml" xmlns:w10="urn:schemas-microsoft-com:office:word" xmlns:w14="http://schemas.microsoft.com/office/word/2010/wordml" xmlns:w="http://schemas.openxmlformats.org/wordprocessingml/2006/main" xmlns:wne="http://schemas.microsoft.com/office/word/2006/wordml" xmlns:wp14="http://schemas.microsoft.com/office/word/2010/wordprocessingDrawing" xmlns:wp="http://schemas.openxmlformats.org/drawingml/2006/wordprocessingDrawing" xmlns:wpc="http://schemas.microsoft.com/office/word/2010/wordprocessingCanvas" xmlns:wpg="http://schemas.microsoft.com/office/word/2010/wordprocessingGroup" xmlns:wpi="http://schemas.microsoft.com/office/word/2010/wordprocessingInk" xmlns:wps="http://schemas.microsoft.com/office/word/2010/wordprocessingShape" mc:Ignorable="w14 wp14">
+<w:ftr xmlns:wpc="http://schemas.microsoft.com/office/word/2010/wordprocessingCanvas" xmlns:mc="http://schemas.openxmlformats.org/markup-compatibility/2006" xmlns:o="urn:schemas-microsoft-com:office:office" xmlns:r="http://schemas.openxmlformats.org/officeDocument/2006/relationships" xmlns:m="http://schemas.openxmlformats.org/officeDocument/2006/math" xmlns:v="urn:schemas-microsoft-com:vml" xmlns:wp14="http://schemas.microsoft.com/office/word/2010/wordprocessingDrawing" xmlns:wp="http://schemas.openxmlformats.org/drawingml/2006/wordprocessingDrawing" xmlns:w10="urn:schemas-microsoft-com:office:word" xmlns:w="http://schemas.openxmlformats.org/wordprocessingml/2006/main" xmlns:w14="http://schemas.microsoft.com/office/word/2010/wordml" xmlns:wpg="http://schemas.microsoft.com/office/word/2010/wordprocessingGroup" xmlns:wpi="http://schemas.microsoft.com/office/word/2010/wordprocessingInk" xmlns:wne="http://schemas.microsoft.com/office/word/2006/wordml" xmlns:wps="http://schemas.microsoft.com/office/word/2010/wordprocessingShape" mc:Ignorable="w14 wp14">
   <w:p>
     <w:pPr>
-      <w:pStyle w:val="Footer"/>
+      <w:pStyle w:val="a8"/>
     </w:pPr>
   </w:p>
 </w:ftr>
@@ -8514,6 +8556,18 @@
 </file>
 
 <file path=word/header1.xml><?xml version="1.0" encoding="utf-8"?>
+<w:hdr xmlns:wpc="http://schemas.microsoft.com/office/word/2010/wordprocessingCanvas" xmlns:mc="http://schemas.openxmlformats.org/markup-compatibility/2006" xmlns:o="urn:schemas-microsoft-com:office:office" xmlns:r="http://schemas.openxmlformats.org/officeDocument/2006/relationships" xmlns:m="http://schemas.openxmlformats.org/officeDocument/2006/math" xmlns:v="urn:schemas-microsoft-com:vml" xmlns:wp14="http://schemas.microsoft.com/office/word/2010/wordprocessingDrawing" xmlns:wp="http://schemas.openxmlformats.org/drawingml/2006/wordprocessingDrawing" xmlns:w10="urn:schemas-microsoft-com:office:word" xmlns:w="http://schemas.openxmlformats.org/wordprocessingml/2006/main" xmlns:w14="http://schemas.microsoft.com/office/word/2010/wordml" xmlns:wpg="http://schemas.microsoft.com/office/word/2010/wordprocessingGroup" xmlns:wpi="http://schemas.microsoft.com/office/word/2010/wordprocessingInk" xmlns:wne="http://schemas.microsoft.com/office/word/2006/wordml" xmlns:wps="http://schemas.microsoft.com/office/word/2010/wordprocessingShape" mc:Ignorable="w14 wp14">
+  <w:p/>
+</w:hdr>
+</file>
+
+<file path=word/header2.xml><?xml version="1.0" encoding="utf-8"?>
+<w:hdr xmlns:wpc="http://schemas.microsoft.com/office/word/2010/wordprocessingCanvas" xmlns:mc="http://schemas.openxmlformats.org/markup-compatibility/2006" xmlns:o="urn:schemas-microsoft-com:office:office" xmlns:r="http://schemas.openxmlformats.org/officeDocument/2006/relationships" xmlns:m="http://schemas.openxmlformats.org/officeDocument/2006/math" xmlns:v="urn:schemas-microsoft-com:vml" xmlns:wp14="http://schemas.microsoft.com/office/word/2010/wordprocessingDrawing" xmlns:wp="http://schemas.openxmlformats.org/drawingml/2006/wordprocessingDrawing" xmlns:w10="urn:schemas-microsoft-com:office:word" xmlns:w="http://schemas.openxmlformats.org/wordprocessingml/2006/main" xmlns:w14="http://schemas.microsoft.com/office/word/2010/wordml" xmlns:wpg="http://schemas.microsoft.com/office/word/2010/wordprocessingGroup" xmlns:wpi="http://schemas.microsoft.com/office/word/2010/wordprocessingInk" xmlns:wne="http://schemas.microsoft.com/office/word/2006/wordml" xmlns:wps="http://schemas.microsoft.com/office/word/2010/wordprocessingShape" mc:Ignorable="w14 wp14">
+  <w:p/>
+</w:hdr>
+</file>
+
+<file path=word/header3.xml><?xml version="1.0" encoding="utf-8"?>
 <w:hdr xmlns:wpc="http://schemas.microsoft.com/office/word/2010/wordprocessingCanvas" xmlns:mc="http://schemas.openxmlformats.org/markup-compatibility/2006" xmlns:o="urn:schemas-microsoft-com:office:office" xmlns:r="http://schemas.openxmlformats.org/officeDocument/2006/relationships" xmlns:m="http://schemas.openxmlformats.org/officeDocument/2006/math" xmlns:v="urn:schemas-microsoft-com:vml" xmlns:wp14="http://schemas.microsoft.com/office/word/2010/wordprocessingDrawing" xmlns:wp="http://schemas.openxmlformats.org/drawingml/2006/wordprocessingDrawing" xmlns:w10="urn:schemas-microsoft-com:office:word" xmlns:w="http://schemas.openxmlformats.org/wordprocessingml/2006/main" xmlns:w14="http://schemas.microsoft.com/office/word/2010/wordml" xmlns:wpg="http://schemas.microsoft.com/office/word/2010/wordprocessingGroup" xmlns:wpi="http://schemas.microsoft.com/office/word/2010/wordprocessingInk" xmlns:wne="http://schemas.microsoft.com/office/word/2006/wordml" xmlns:wps="http://schemas.microsoft.com/office/word/2010/wordprocessingShape" mc:Ignorable="w14 wp14">
   <w:tbl>
     <w:tblPr>
@@ -8540,12 +8594,6 @@
       <w:gridCol w:w="831"/>
     </w:tblGrid>
     <w:tr>
-      <w:tblPrEx>
-        <w:tblCellMar>
-          <w:top w:w="0" w:type="dxa"/>
-          <w:bottom w:w="0" w:type="dxa"/>
-        </w:tblCellMar>
-      </w:tblPrEx>
       <w:trPr>
         <w:cantSplit/>
       </w:trPr>
@@ -8577,7 +8625,7 @@
             <w:pStyle w:val="a5"/>
             <w:jc w:val="center"/>
             <w:rPr>
-              <w:rFonts w:ascii="ＭＳ ゴシック" w:eastAsia="ＭＳ ゴシック" w:hAnsi="ＭＳ ゴシック" w:hint="eastAsia"/>
+              <w:rFonts w:ascii="ＭＳ ゴシック" w:eastAsia="ＭＳ ゴシック" w:hAnsi="ＭＳ ゴシック"/>
               <w:sz w:val="22"/>
             </w:rPr>
           </w:pPr>
@@ -8601,7 +8649,7 @@
             <w:pStyle w:val="a5"/>
             <w:jc w:val="center"/>
             <w:rPr>
-              <w:rFonts w:ascii="ＭＳ ゴシック" w:eastAsia="ＭＳ ゴシック" w:hAnsi="ＭＳ ゴシック" w:hint="eastAsia"/>
+              <w:rFonts w:ascii="ＭＳ ゴシック" w:eastAsia="ＭＳ ゴシック" w:hAnsi="ＭＳ ゴシック"/>
               <w:sz w:val="22"/>
             </w:rPr>
           </w:pPr>
@@ -8623,7 +8671,7 @@
           <w:pPr>
             <w:pStyle w:val="a5"/>
             <w:rPr>
-              <w:rFonts w:ascii="ＭＳ ゴシック" w:eastAsia="ＭＳ ゴシック" w:hAnsi="ＭＳ ゴシック" w:hint="eastAsia"/>
+              <w:rFonts w:ascii="ＭＳ ゴシック" w:eastAsia="ＭＳ ゴシック" w:hAnsi="ＭＳ ゴシック"/>
               <w:sz w:val="22"/>
             </w:rPr>
           </w:pPr>
@@ -8652,7 +8700,7 @@
             <w:pStyle w:val="a5"/>
             <w:jc w:val="center"/>
             <w:rPr>
-              <w:rFonts w:ascii="ＭＳ ゴシック" w:eastAsia="ＭＳ ゴシック" w:hAnsi="ＭＳ ゴシック" w:hint="eastAsia"/>
+              <w:rFonts w:ascii="ＭＳ ゴシック" w:eastAsia="ＭＳ ゴシック" w:hAnsi="ＭＳ ゴシック"/>
               <w:sz w:val="22"/>
             </w:rPr>
           </w:pPr>
@@ -8667,12 +8715,6 @@
       </w:tc>
     </w:tr>
     <w:tr>
-      <w:tblPrEx>
-        <w:tblCellMar>
-          <w:top w:w="0" w:type="dxa"/>
-          <w:bottom w:w="0" w:type="dxa"/>
-        </w:tblCellMar>
-      </w:tblPrEx>
       <w:trPr>
         <w:cantSplit/>
       </w:trPr>
@@ -8721,7 +8763,7 @@
             <w:pStyle w:val="a5"/>
             <w:jc w:val="center"/>
             <w:rPr>
-              <w:rFonts w:ascii="ＭＳ ゴシック" w:eastAsia="ＭＳ ゴシック" w:hAnsi="ＭＳ ゴシック" w:hint="eastAsia"/>
+              <w:rFonts w:ascii="ＭＳ ゴシック" w:eastAsia="ＭＳ ゴシック" w:hAnsi="ＭＳ ゴシック"/>
               <w:sz w:val="22"/>
             </w:rPr>
           </w:pPr>
@@ -8752,7 +8794,7 @@
               <w:rFonts w:ascii="ＭＳ ゴシック" w:eastAsia="ＭＳ ゴシック" w:hAnsi="ＭＳ ゴシック"/>
               <w:noProof/>
             </w:rPr>
-            <w:t>3</w:t>
+            <w:t>4</w:t>
           </w:r>
           <w:r>
             <w:rPr>
@@ -8832,33 +8874,13 @@
 </w:hdr>
 </file>
 
-<file path=word/header2.xml><?xml version="1.0" encoding="utf-8"?>
+<file path=word/header4.xml><?xml version="1.0" encoding="utf-8"?>
 <w:hdr xmlns:wpc="http://schemas.microsoft.com/office/word/2010/wordprocessingCanvas" xmlns:mc="http://schemas.openxmlformats.org/markup-compatibility/2006" xmlns:o="urn:schemas-microsoft-com:office:office" xmlns:r="http://schemas.openxmlformats.org/officeDocument/2006/relationships" xmlns:m="http://schemas.openxmlformats.org/officeDocument/2006/math" xmlns:v="urn:schemas-microsoft-com:vml" xmlns:wp14="http://schemas.microsoft.com/office/word/2010/wordprocessingDrawing" xmlns:wp="http://schemas.openxmlformats.org/drawingml/2006/wordprocessingDrawing" xmlns:w10="urn:schemas-microsoft-com:office:word" xmlns:w="http://schemas.openxmlformats.org/wordprocessingml/2006/main" xmlns:w14="http://schemas.microsoft.com/office/word/2010/wordml" xmlns:wpg="http://schemas.microsoft.com/office/word/2010/wordprocessingGroup" xmlns:wpi="http://schemas.microsoft.com/office/word/2010/wordprocessingInk" xmlns:wne="http://schemas.microsoft.com/office/word/2006/wordml" xmlns:wps="http://schemas.microsoft.com/office/word/2010/wordprocessingShape" mc:Ignorable="w14 wp14">
   <w:p>
     <w:pPr>
       <w:pStyle w:val="a5"/>
       <w:ind w:right="360"/>
       <w:jc w:val="right"/>
-    </w:pPr>
-  </w:p>
-</w:hdr>
-</file>
-
-<file path=word/header3.xml><?xml version="1.0" encoding="utf-8"?>
-<w:hdr xmlns:m="http://schemas.openxmlformats.org/officeDocument/2006/math" xmlns:mc="http://schemas.openxmlformats.org/markup-compatibility/2006" xmlns:mo="http://schemas.microsoft.com/office/mac/office/2008/main" xmlns:mv="urn:schemas-microsoft-com:mac:vml" xmlns:o="urn:schemas-microsoft-com:office:office" xmlns:r="http://schemas.openxmlformats.org/officeDocument/2006/relationships" xmlns:v="urn:schemas-microsoft-com:vml" xmlns:w10="urn:schemas-microsoft-com:office:word" xmlns:w14="http://schemas.microsoft.com/office/word/2010/wordml" xmlns:w="http://schemas.openxmlformats.org/wordprocessingml/2006/main" xmlns:wne="http://schemas.microsoft.com/office/word/2006/wordml" xmlns:wp14="http://schemas.microsoft.com/office/word/2010/wordprocessingDrawing" xmlns:wp="http://schemas.openxmlformats.org/drawingml/2006/wordprocessingDrawing" xmlns:wpc="http://schemas.microsoft.com/office/word/2010/wordprocessingCanvas" xmlns:wpg="http://schemas.microsoft.com/office/word/2010/wordprocessingGroup" xmlns:wpi="http://schemas.microsoft.com/office/word/2010/wordprocessingInk" xmlns:wps="http://schemas.microsoft.com/office/word/2010/wordprocessingShape" mc:Ignorable="w14 wp14">
-  <w:p>
-    <w:pPr>
-      <w:pStyle w:val="Header"/>
-    </w:pPr>
-  </w:p>
-</w:hdr>
-</file>
-
-<file path=word/header4.xml><?xml version="1.0" encoding="utf-8"?>
-<w:hdr xmlns:m="http://schemas.openxmlformats.org/officeDocument/2006/math" xmlns:mc="http://schemas.openxmlformats.org/markup-compatibility/2006" xmlns:mo="http://schemas.microsoft.com/office/mac/office/2008/main" xmlns:mv="urn:schemas-microsoft-com:mac:vml" xmlns:o="urn:schemas-microsoft-com:office:office" xmlns:r="http://schemas.openxmlformats.org/officeDocument/2006/relationships" xmlns:v="urn:schemas-microsoft-com:vml" xmlns:w10="urn:schemas-microsoft-com:office:word" xmlns:w14="http://schemas.microsoft.com/office/word/2010/wordml" xmlns:w="http://schemas.openxmlformats.org/wordprocessingml/2006/main" xmlns:wne="http://schemas.microsoft.com/office/word/2006/wordml" xmlns:wp14="http://schemas.microsoft.com/office/word/2010/wordprocessingDrawing" xmlns:wp="http://schemas.openxmlformats.org/drawingml/2006/wordprocessingDrawing" xmlns:wpc="http://schemas.microsoft.com/office/word/2010/wordprocessingCanvas" xmlns:wpg="http://schemas.microsoft.com/office/word/2010/wordprocessingGroup" xmlns:wpi="http://schemas.microsoft.com/office/word/2010/wordprocessingInk" xmlns:wps="http://schemas.microsoft.com/office/word/2010/wordprocessingShape" mc:Ignorable="w14 wp14">
-  <w:p>
-    <w:pPr>
-      <w:pStyle w:val="Header"/>
     </w:pPr>
   </w:p>
 </w:hdr>
@@ -11241,11 +11263,15 @@
   </w:style>
   <w:style w:type="character" w:default="1" w:styleId="a0">
     <w:name w:val="Default Paragraph Font"/>
+    <w:uiPriority w:val="1"/>
     <w:semiHidden/>
+    <w:unhideWhenUsed/>
   </w:style>
   <w:style w:type="table" w:default="1" w:styleId="a1">
     <w:name w:val="Normal Table"/>
+    <w:uiPriority w:val="99"/>
     <w:semiHidden/>
+    <w:unhideWhenUsed/>
     <w:tblPr>
       <w:tblInd w:w="0" w:type="dxa"/>
       <w:tblCellMar>
@@ -11258,7 +11284,9 @@
   </w:style>
   <w:style w:type="numbering" w:default="1" w:styleId="a2">
     <w:name w:val="No List"/>
+    <w:uiPriority w:val="99"/>
     <w:semiHidden/>
+    <w:unhideWhenUsed/>
   </w:style>
   <w:style w:type="paragraph" w:styleId="2">
     <w:name w:val="Body Text Indent 2"/>
@@ -11605,11 +11633,15 @@
   </w:style>
   <w:style w:type="character" w:default="1" w:styleId="a0">
     <w:name w:val="Default Paragraph Font"/>
+    <w:uiPriority w:val="1"/>
     <w:semiHidden/>
+    <w:unhideWhenUsed/>
   </w:style>
   <w:style w:type="table" w:default="1" w:styleId="a1">
     <w:name w:val="Normal Table"/>
+    <w:uiPriority w:val="99"/>
     <w:semiHidden/>
+    <w:unhideWhenUsed/>
     <w:tblPr>
       <w:tblInd w:w="0" w:type="dxa"/>
       <w:tblCellMar>
@@ -11622,7 +11654,9 @@
   </w:style>
   <w:style w:type="numbering" w:default="1" w:styleId="a2">
     <w:name w:val="No List"/>
+    <w:uiPriority w:val="99"/>
     <w:semiHidden/>
+    <w:unhideWhenUsed/>
   </w:style>
   <w:style w:type="paragraph" w:styleId="2">
     <w:name w:val="Body Text Indent 2"/>
@@ -12104,6 +12138,19 @@
 </file>
 
 <file path=customXml/item1.xml><?xml version="1.0" encoding="utf-8"?>
+<LongProperties xmlns="http://schemas.microsoft.com/office/2006/metadata/longProperties"/>
+</file>
+
+<file path=customXml/item2.xml><?xml version="1.0" encoding="utf-8"?>
+<?mso-contentType ?>
+<FormTemplates xmlns="http://schemas.microsoft.com/sharepoint/v3/contenttype/forms">
+  <Display>DocumentLibraryForm</Display>
+  <Edit>DocumentLibraryForm</Edit>
+  <New>DocumentLibraryForm</New>
+</FormTemplates>
+</file>
+
+<file path=customXml/item3.xml><?xml version="1.0" encoding="utf-8"?>
 <ct:contentTypeSchema xmlns:ct="http://schemas.microsoft.com/office/2006/metadata/contentType" xmlns:ma="http://schemas.microsoft.com/office/2006/metadata/properties/metaAttributes" ct:_="" ma:_="" ma:contentTypeName="ドキュメント" ma:contentTypeID="0x010100B9F3419BC2D8D64D830E9AEB8963277A" ma:contentTypeVersion="12" ma:contentTypeDescription="新しいドキュメントを作成します。" ma:contentTypeScope="" ma:versionID="aaae8dea08b675139fd36b71e1da83a8">
   <xsd:schema xmlns:xsd="http://www.w3.org/2001/XMLSchema" xmlns:xs="http://www.w3.org/2001/XMLSchema" xmlns:p="http://schemas.microsoft.com/office/2006/metadata/properties" xmlns:ns2="de1ba629-2ef5-49ac-9285-140fa60976af" xmlns:ns3="4d7fb8f6-9384-49ba-9078-0024065d699e" targetNamespace="http://schemas.microsoft.com/office/2006/metadata/properties" ma:root="true" ma:fieldsID="845626131e878e0396b23398a507c366" ns2:_="" ns3:_="">
     <xsd:import namespace="de1ba629-2ef5-49ac-9285-140fa60976af"/>
@@ -12304,19 +12351,6 @@
 </ct:contentTypeSchema>
 </file>
 
-<file path=customXml/item2.xml><?xml version="1.0" encoding="utf-8"?>
-<?mso-contentType ?>
-<FormTemplates xmlns="http://schemas.microsoft.com/sharepoint/v3/contenttype/forms">
-  <Display>DocumentLibraryForm</Display>
-  <Edit>DocumentLibraryForm</Edit>
-  <New>DocumentLibraryForm</New>
-</FormTemplates>
-</file>
-
-<file path=customXml/item3.xml><?xml version="1.0" encoding="utf-8"?>
-<LongProperties xmlns="http://schemas.microsoft.com/office/2006/metadata/longProperties"/>
-</file>
-
 <file path=customXml/item4.xml><?xml version="1.0" encoding="utf-8"?>
 <p:properties xmlns:p="http://schemas.microsoft.com/office/2006/metadata/properties" xmlns:xsi="http://www.w3.org/2001/XMLSchema-instance" xmlns:pc="http://schemas.microsoft.com/office/infopath/2007/PartnerControls">
   <documentManagement>
@@ -12333,6 +12367,22 @@
 </file>
 
 <file path=customXml/itemProps1.xml><?xml version="1.0" encoding="utf-8"?>
+<ds:datastoreItem xmlns:ds="http://schemas.openxmlformats.org/officeDocument/2006/customXml" ds:itemID="{621069AC-F30C-4BD2-91CA-B52CE3B2D879}">
+  <ds:schemaRefs>
+    <ds:schemaRef ds:uri="http://schemas.microsoft.com/office/2006/metadata/longProperties"/>
+  </ds:schemaRefs>
+</ds:datastoreItem>
+</file>
+
+<file path=customXml/itemProps2.xml><?xml version="1.0" encoding="utf-8"?>
+<ds:datastoreItem xmlns:ds="http://schemas.openxmlformats.org/officeDocument/2006/customXml" ds:itemID="{A1FDEA66-0795-4412-9054-669AF73FD210}">
+  <ds:schemaRefs>
+    <ds:schemaRef ds:uri="http://schemas.microsoft.com/sharepoint/v3/contenttype/forms"/>
+  </ds:schemaRefs>
+</ds:datastoreItem>
+</file>
+
+<file path=customXml/itemProps3.xml><?xml version="1.0" encoding="utf-8"?>
 <ds:datastoreItem xmlns:ds="http://schemas.openxmlformats.org/officeDocument/2006/customXml" ds:itemID="{F276C829-4337-47E5-80BC-B97A8440ED7B}">
   <ds:schemaRefs>
     <ds:schemaRef ds:uri="http://schemas.microsoft.com/office/2006/metadata/contentType"/>
@@ -12351,22 +12401,6 @@
 </ds:datastoreItem>
 </file>
 
-<file path=customXml/itemProps2.xml><?xml version="1.0" encoding="utf-8"?>
-<ds:datastoreItem xmlns:ds="http://schemas.openxmlformats.org/officeDocument/2006/customXml" ds:itemID="{A1FDEA66-0795-4412-9054-669AF73FD210}">
-  <ds:schemaRefs>
-    <ds:schemaRef ds:uri="http://schemas.microsoft.com/sharepoint/v3/contenttype/forms"/>
-  </ds:schemaRefs>
-</ds:datastoreItem>
-</file>
-
-<file path=customXml/itemProps3.xml><?xml version="1.0" encoding="utf-8"?>
-<ds:datastoreItem xmlns:ds="http://schemas.openxmlformats.org/officeDocument/2006/customXml" ds:itemID="{621069AC-F30C-4BD2-91CA-B52CE3B2D879}">
-  <ds:schemaRefs>
-    <ds:schemaRef ds:uri="http://schemas.microsoft.com/office/2006/metadata/longProperties"/>
-  </ds:schemaRefs>
-</ds:datastoreItem>
-</file>
-
 <file path=customXml/itemProps4.xml><?xml version="1.0" encoding="utf-8"?>
 <ds:datastoreItem xmlns:ds="http://schemas.openxmlformats.org/officeDocument/2006/customXml" ds:itemID="{6B0BCF96-0DF8-44D0-B9DC-EE28EA4F0D63}">
   <ds:schemaRefs>
@@ -12379,7 +12413,7 @@
 </file>
 
 <file path=customXml/itemProps5.xml><?xml version="1.0" encoding="utf-8"?>
-<ds:datastoreItem xmlns:ds="http://schemas.openxmlformats.org/officeDocument/2006/customXml" ds:itemID="{71111128-BEE7-4772-8849-4EA6BDF90B58}">
+<ds:datastoreItem xmlns:ds="http://schemas.openxmlformats.org/officeDocument/2006/customXml" ds:itemID="{BD936FB9-F190-45A0-B3B5-120490EAFCCD}">
   <ds:schemaRefs>
     <ds:schemaRef ds:uri="http://schemas.openxmlformats.org/officeDocument/2006/bibliography"/>
   </ds:schemaRefs>
